--- a/DevOPS/ReportDevops.docx
+++ b/DevOPS/ReportDevops.docx
@@ -4,327 +4,2068 @@
   <w:body>
     <w:p>
       <w:pPr>
+        <w:spacing w:after="0"/>
+        <w:jc w:val="center"/>
+        <w:rPr>
+          <w:rFonts w:ascii="Times New Roman" w:eastAsia="Times New Roman" w:hAnsi="Times New Roman" w:cs="Times New Roman"/>
+          <w:b/>
+          <w:bCs/>
+          <w:i/>
+          <w:iCs/>
+          <w:color w:val="000000" w:themeColor="text1"/>
+          <w:kern w:val="0"/>
+          <w:sz w:val="36"/>
+          <w:szCs w:val="36"/>
+          <w:lang w:val="en-GB" w:eastAsia="hu-HU"/>
+          <w14:ligatures w14:val="none"/>
+        </w:rPr>
+      </w:pPr>
+      <w:r>
+        <w:rPr>
+          <w:rFonts w:ascii="Times New Roman" w:eastAsia="Times New Roman" w:hAnsi="Times New Roman" w:cs="Times New Roman"/>
+          <w:b/>
+          <w:bCs/>
+          <w:i/>
+          <w:iCs/>
+          <w:color w:val="000000" w:themeColor="text1"/>
+          <w:kern w:val="0"/>
+          <w:sz w:val="36"/>
+          <w:szCs w:val="36"/>
+          <w:lang w:val="en-GB" w:eastAsia="hu-HU"/>
+          <w14:ligatures w14:val="none"/>
+        </w:rPr>
+        <w:t>Report for my cybersecurity app</w:t>
+      </w:r>
+    </w:p>
+    <w:p>
+      <w:pPr>
+        <w:spacing w:after="0"/>
+        <w:jc w:val="center"/>
+        <w:rPr>
+          <w:rFonts w:ascii="Times New Roman" w:eastAsia="Times New Roman" w:hAnsi="Times New Roman" w:cs="Times New Roman"/>
+          <w:b/>
+          <w:bCs/>
+          <w:i/>
+          <w:iCs/>
+          <w:color w:val="000000" w:themeColor="text1"/>
+          <w:kern w:val="0"/>
+          <w:sz w:val="36"/>
+          <w:szCs w:val="36"/>
+          <w:lang w:val="en-GB" w:eastAsia="hu-HU"/>
+          <w14:ligatures w14:val="none"/>
+        </w:rPr>
+      </w:pPr>
+    </w:p>
+    <w:p>
+      <w:pPr>
+        <w:spacing w:after="0"/>
+        <w:ind w:firstLine="708"/>
+        <w:rPr>
+          <w:rFonts w:ascii="Times New Roman" w:hAnsi="Times New Roman" w:cs="Times New Roman"/>
+          <w:lang w:val="en-GB"/>
+        </w:rPr>
+      </w:pPr>
+      <w:r>
+        <w:rPr>
+          <w:rFonts w:ascii="Times New Roman" w:hAnsi="Times New Roman" w:cs="Times New Roman"/>
+          <w:lang w:val="en-GB"/>
+        </w:rPr>
+        <w:t xml:space="preserve">Before getting into further explanation in my project I would like to write about the idea itself. </w:t>
+      </w:r>
+      <w:r>
+        <w:rPr>
+          <w:rFonts w:ascii="Times New Roman" w:hAnsi="Times New Roman" w:cs="Times New Roman"/>
+          <w:lang w:val="en-GB"/>
+        </w:rPr>
+        <w:t>So, the reason I have chosen a password hygiene checker and an incident logbook because I am interested in cyber security and I tried to combine this with software development and the content of the course. Also, some applications for passwords and incident logbooks exis</w:t>
+      </w:r>
+      <w:r>
+        <w:rPr>
+          <w:rFonts w:ascii="Times New Roman" w:hAnsi="Times New Roman" w:cs="Times New Roman"/>
+          <w:lang w:val="en-GB"/>
+        </w:rPr>
+        <w:t>t</w:t>
+      </w:r>
+      <w:r>
+        <w:rPr>
+          <w:rFonts w:ascii="Times New Roman" w:hAnsi="Times New Roman" w:cs="Times New Roman"/>
+          <w:lang w:val="en-GB"/>
+        </w:rPr>
+        <w:t xml:space="preserve"> separately, but I haven’t seen them yet together for a small company’s use.</w:t>
+      </w:r>
+    </w:p>
+    <w:p>
+      <w:pPr>
+        <w:spacing w:after="0"/>
+        <w:ind w:firstLine="708"/>
+        <w:rPr>
+          <w:rFonts w:ascii="Times New Roman" w:hAnsi="Times New Roman" w:cs="Times New Roman"/>
+          <w:lang w:val="en-GB"/>
+        </w:rPr>
+      </w:pPr>
+      <w:r>
+        <w:rPr>
+          <w:rFonts w:ascii="Times New Roman" w:hAnsi="Times New Roman" w:cs="Times New Roman"/>
+          <w:lang w:val="en-GB"/>
+        </w:rPr>
+        <w:t xml:space="preserve">As of Software Development Life Cycle model chosen, I would say I have followed the Waterfall method. </w:t>
+      </w:r>
+      <w:r>
+        <w:rPr>
+          <w:rFonts w:ascii="Times New Roman" w:hAnsi="Times New Roman" w:cs="Times New Roman"/>
+          <w:lang w:val="en-GB"/>
+        </w:rPr>
+        <w:t>First by the requirements of the assignment, I planned out a step-by-step guide to work on my project. Then I have done the design and implement together as I had some changes needed to be done after I reached the verification stage due to having errors in the process of my application. Looking back onto my project it did not entirely follow the SMART goals. So, my application is a specific idea as it has a goal to keep small companies or individuals safe from possible attacks, but measurability is not present at all in my opinion. However, this application was achievable in the given time-bound deadline since it was simple enough to be done and still match the requirements given by the professor. Also, it is relevant to some people.</w:t>
+      </w:r>
+    </w:p>
+    <w:p>
+      <w:pPr>
+        <w:spacing w:after="0"/>
+        <w:ind w:firstLine="708"/>
+        <w:rPr>
+          <w:rFonts w:ascii="Times New Roman" w:eastAsia="Times New Roman" w:hAnsi="Times New Roman" w:cs="Times New Roman"/>
+          <w:color w:val="000000" w:themeColor="text1"/>
+          <w:kern w:val="0"/>
+          <w:lang w:val="en-GB" w:eastAsia="hu-HU"/>
+          <w14:ligatures w14:val="none"/>
+        </w:rPr>
+      </w:pPr>
+      <w:r>
+        <w:rPr>
+          <w:rFonts w:ascii="Times New Roman" w:hAnsi="Times New Roman" w:cs="Times New Roman"/>
+          <w:lang w:val="en-GB"/>
+        </w:rPr>
+        <w:t xml:space="preserve">Before I get into explaining my project in more detail, I would like to disclose my AI usage. </w:t>
+      </w:r>
+      <w:r>
+        <w:rPr>
+          <w:rFonts w:ascii="Times New Roman" w:eastAsia="Times New Roman" w:hAnsi="Times New Roman" w:cs="Times New Roman"/>
+          <w:color w:val="000000" w:themeColor="text1"/>
+          <w:kern w:val="0"/>
+          <w:lang w:val="en-GB" w:eastAsia="hu-HU"/>
+          <w14:ligatures w14:val="none"/>
+        </w:rPr>
+        <w:t xml:space="preserve">"I acknowledge the use of Lovable to create a simple front-end visualization. The prompts used include “create me a simple front-end for my existing backend”. The output of these prompts was used to visualize for the user what I have done so far so they can interact with it." </w:t>
+      </w:r>
+    </w:p>
+    <w:p>
+      <w:pPr>
+        <w:spacing w:after="0"/>
+        <w:rPr>
+          <w:rFonts w:ascii="Times New Roman" w:eastAsia="Times New Roman" w:hAnsi="Times New Roman" w:cs="Times New Roman"/>
+          <w:color w:val="000000" w:themeColor="text1"/>
+          <w:kern w:val="0"/>
+          <w:lang w:val="en-GB" w:eastAsia="hu-HU"/>
+          <w14:ligatures w14:val="none"/>
+        </w:rPr>
+      </w:pPr>
+      <w:r>
+        <w:rPr>
+          <w:rFonts w:ascii="Times New Roman" w:eastAsia="Times New Roman" w:hAnsi="Times New Roman" w:cs="Times New Roman"/>
+          <w:color w:val="000000" w:themeColor="text1"/>
+          <w:kern w:val="0"/>
+          <w:lang w:val="en-GB" w:eastAsia="hu-HU"/>
+          <w14:ligatures w14:val="none"/>
+        </w:rPr>
+        <w:t xml:space="preserve">"I acknowledge the use of Copilot to understand the </w:t>
+      </w:r>
+      <w:proofErr w:type="spellStart"/>
+      <w:r>
+        <w:rPr>
+          <w:rFonts w:ascii="Times New Roman" w:eastAsia="Times New Roman" w:hAnsi="Times New Roman" w:cs="Times New Roman"/>
+          <w:color w:val="000000" w:themeColor="text1"/>
+          <w:kern w:val="0"/>
+          <w:lang w:val="en-GB" w:eastAsia="hu-HU"/>
+          <w14:ligatures w14:val="none"/>
+        </w:rPr>
+        <w:t>FastAPI</w:t>
+      </w:r>
+      <w:proofErr w:type="spellEnd"/>
+      <w:r>
+        <w:rPr>
+          <w:rFonts w:ascii="Times New Roman" w:eastAsia="Times New Roman" w:hAnsi="Times New Roman" w:cs="Times New Roman"/>
+          <w:color w:val="000000" w:themeColor="text1"/>
+          <w:kern w:val="0"/>
+          <w:lang w:val="en-GB" w:eastAsia="hu-HU"/>
+          <w14:ligatures w14:val="none"/>
+        </w:rPr>
+        <w:t xml:space="preserve"> endpoint implementation to python. The prompts used include</w:t>
+      </w:r>
+      <w:r>
+        <w:rPr>
+          <w:rFonts w:ascii="Times New Roman" w:eastAsia="Times New Roman" w:hAnsi="Times New Roman" w:cs="Times New Roman"/>
+          <w:color w:val="000000" w:themeColor="text1"/>
+          <w:kern w:val="0"/>
+          <w:lang w:val="en-GB" w:eastAsia="hu-HU"/>
+          <w14:ligatures w14:val="none"/>
+        </w:rPr>
+        <w:t xml:space="preserve"> How do I implement </w:t>
+      </w:r>
+      <w:proofErr w:type="spellStart"/>
+      <w:r>
+        <w:rPr>
+          <w:rFonts w:ascii="Times New Roman" w:eastAsia="Times New Roman" w:hAnsi="Times New Roman" w:cs="Times New Roman"/>
+          <w:color w:val="000000" w:themeColor="text1"/>
+          <w:kern w:val="0"/>
+          <w:lang w:val="en-GB" w:eastAsia="hu-HU"/>
+          <w14:ligatures w14:val="none"/>
+        </w:rPr>
+        <w:t>FastAPI</w:t>
+      </w:r>
+      <w:proofErr w:type="spellEnd"/>
+      <w:r>
+        <w:rPr>
+          <w:rFonts w:ascii="Times New Roman" w:eastAsia="Times New Roman" w:hAnsi="Times New Roman" w:cs="Times New Roman"/>
+          <w:color w:val="000000" w:themeColor="text1"/>
+          <w:kern w:val="0"/>
+          <w:lang w:val="en-GB" w:eastAsia="hu-HU"/>
+          <w14:ligatures w14:val="none"/>
+        </w:rPr>
+        <w:t xml:space="preserve"> endpoints to python. </w:t>
+      </w:r>
+      <w:r>
+        <w:rPr>
+          <w:rFonts w:ascii="Times New Roman" w:eastAsia="Times New Roman" w:hAnsi="Times New Roman" w:cs="Times New Roman"/>
+          <w:color w:val="000000" w:themeColor="text1"/>
+          <w:kern w:val="0"/>
+          <w:lang w:val="en-GB" w:eastAsia="hu-HU"/>
+          <w14:ligatures w14:val="none"/>
+        </w:rPr>
+        <w:t xml:space="preserve">The output of these prompts was used to </w:t>
+      </w:r>
+      <w:r>
+        <w:rPr>
+          <w:rFonts w:ascii="Times New Roman" w:eastAsia="Times New Roman" w:hAnsi="Times New Roman" w:cs="Times New Roman"/>
+          <w:color w:val="000000" w:themeColor="text1"/>
+          <w:kern w:val="0"/>
+          <w:lang w:val="en-GB" w:eastAsia="hu-HU"/>
+          <w14:ligatures w14:val="none"/>
+        </w:rPr>
+        <w:t>understand endpoints</w:t>
+      </w:r>
+      <w:r>
+        <w:rPr>
+          <w:rFonts w:ascii="Times New Roman" w:eastAsia="Times New Roman" w:hAnsi="Times New Roman" w:cs="Times New Roman"/>
+          <w:color w:val="000000" w:themeColor="text1"/>
+          <w:kern w:val="0"/>
+          <w:lang w:val="en-GB" w:eastAsia="hu-HU"/>
+          <w14:ligatures w14:val="none"/>
+        </w:rPr>
+        <w:t>."</w:t>
+      </w:r>
+      <w:r>
+        <w:rPr>
+          <w:rFonts w:ascii="Times New Roman" w:eastAsia="Times New Roman" w:hAnsi="Times New Roman" w:cs="Times New Roman"/>
+          <w:color w:val="000000" w:themeColor="text1"/>
+          <w:kern w:val="0"/>
+          <w:lang w:val="en-GB" w:eastAsia="hu-HU"/>
+          <w14:ligatures w14:val="none"/>
+        </w:rPr>
+        <w:t xml:space="preserve"> </w:t>
+      </w:r>
+    </w:p>
+    <w:p>
+      <w:pPr>
+        <w:spacing w:after="0"/>
+        <w:rPr>
+          <w:rFonts w:ascii="Times New Roman" w:eastAsia="Times New Roman" w:hAnsi="Times New Roman" w:cs="Times New Roman"/>
+          <w:color w:val="000000" w:themeColor="text1"/>
+          <w:kern w:val="0"/>
+          <w:lang w:val="en-GB" w:eastAsia="hu-HU"/>
+          <w14:ligatures w14:val="none"/>
+        </w:rPr>
+      </w:pPr>
+      <w:r>
+        <w:rPr>
+          <w:rFonts w:ascii="Times New Roman" w:eastAsia="Times New Roman" w:hAnsi="Times New Roman" w:cs="Times New Roman"/>
+          <w:color w:val="000000" w:themeColor="text1"/>
+          <w:kern w:val="0"/>
+          <w:lang w:val="en-GB" w:eastAsia="hu-HU"/>
+          <w14:ligatures w14:val="none"/>
+        </w:rPr>
+        <w:t xml:space="preserve">"I acknowledge the use of </w:t>
+      </w:r>
+      <w:r>
+        <w:rPr>
+          <w:rFonts w:ascii="Times New Roman" w:eastAsia="Times New Roman" w:hAnsi="Times New Roman" w:cs="Times New Roman"/>
+          <w:color w:val="000000" w:themeColor="text1"/>
+          <w:kern w:val="0"/>
+          <w:lang w:val="en-GB" w:eastAsia="hu-HU"/>
+          <w14:ligatures w14:val="none"/>
+        </w:rPr>
+        <w:t>Copilot</w:t>
+      </w:r>
+      <w:r>
+        <w:rPr>
+          <w:rFonts w:ascii="Times New Roman" w:eastAsia="Times New Roman" w:hAnsi="Times New Roman" w:cs="Times New Roman"/>
+          <w:color w:val="000000" w:themeColor="text1"/>
+          <w:kern w:val="0"/>
+          <w:lang w:val="en-GB" w:eastAsia="hu-HU"/>
+          <w14:ligatures w14:val="none"/>
+        </w:rPr>
+        <w:t xml:space="preserve"> to </w:t>
+      </w:r>
+      <w:r>
+        <w:rPr>
+          <w:rFonts w:ascii="Times New Roman" w:eastAsia="Times New Roman" w:hAnsi="Times New Roman" w:cs="Times New Roman"/>
+          <w:color w:val="000000" w:themeColor="text1"/>
+          <w:kern w:val="0"/>
+          <w:lang w:val="en-GB" w:eastAsia="hu-HU"/>
+          <w14:ligatures w14:val="none"/>
+        </w:rPr>
+        <w:t>help me structure the workflow of the work process to develop my application</w:t>
+      </w:r>
+      <w:r>
+        <w:rPr>
+          <w:rFonts w:ascii="Times New Roman" w:eastAsia="Times New Roman" w:hAnsi="Times New Roman" w:cs="Times New Roman"/>
+          <w:color w:val="000000" w:themeColor="text1"/>
+          <w:kern w:val="0"/>
+          <w:lang w:val="en-GB" w:eastAsia="hu-HU"/>
+          <w14:ligatures w14:val="none"/>
+        </w:rPr>
+        <w:t xml:space="preserve">. The prompts used include </w:t>
+      </w:r>
+      <w:r>
+        <w:rPr>
+          <w:rFonts w:ascii="Times New Roman" w:eastAsia="Times New Roman" w:hAnsi="Times New Roman" w:cs="Times New Roman"/>
+          <w:color w:val="000000" w:themeColor="text1"/>
+          <w:kern w:val="0"/>
+          <w:lang w:val="en-GB" w:eastAsia="hu-HU"/>
+          <w14:ligatures w14:val="none"/>
+        </w:rPr>
+        <w:t>[How can I structure a step-by-step pipeline to start working on the assignment</w:t>
+      </w:r>
+      <w:r>
+        <w:rPr>
+          <w:rFonts w:ascii="Times New Roman" w:eastAsia="Times New Roman" w:hAnsi="Times New Roman" w:cs="Times New Roman"/>
+          <w:color w:val="000000" w:themeColor="text1"/>
+          <w:kern w:val="0"/>
+          <w:lang w:val="en-GB" w:eastAsia="hu-HU"/>
+          <w14:ligatures w14:val="none"/>
+        </w:rPr>
+        <w:t>]. The output of these prompts was used to [</w:t>
+      </w:r>
+      <w:r>
+        <w:rPr>
+          <w:rFonts w:ascii="Times New Roman" w:eastAsia="Times New Roman" w:hAnsi="Times New Roman" w:cs="Times New Roman"/>
+          <w:color w:val="000000" w:themeColor="text1"/>
+          <w:kern w:val="0"/>
+          <w:lang w:val="en-GB" w:eastAsia="hu-HU"/>
+          <w14:ligatures w14:val="none"/>
+        </w:rPr>
+        <w:t>have a clear path to work out my assignment]</w:t>
+      </w:r>
+      <w:r>
+        <w:rPr>
+          <w:rFonts w:ascii="Times New Roman" w:eastAsia="Times New Roman" w:hAnsi="Times New Roman" w:cs="Times New Roman"/>
+          <w:color w:val="000000" w:themeColor="text1"/>
+          <w:kern w:val="0"/>
+          <w:lang w:val="en-GB" w:eastAsia="hu-HU"/>
+          <w14:ligatures w14:val="none"/>
+        </w:rPr>
+        <w:t>."</w:t>
+      </w:r>
+    </w:p>
+    <w:p>
+      <w:pPr>
+        <w:spacing w:after="0"/>
+        <w:rPr>
+          <w:rFonts w:ascii="Times New Roman" w:eastAsia="Times New Roman" w:hAnsi="Times New Roman" w:cs="Times New Roman"/>
+          <w:color w:val="000000" w:themeColor="text1"/>
+          <w:kern w:val="0"/>
+          <w:lang w:val="en-GB" w:eastAsia="hu-HU"/>
+          <w14:ligatures w14:val="none"/>
+        </w:rPr>
+      </w:pPr>
+      <w:r>
+        <w:rPr>
+          <w:rFonts w:ascii="Times New Roman" w:eastAsia="Times New Roman" w:hAnsi="Times New Roman" w:cs="Times New Roman"/>
+          <w:color w:val="000000" w:themeColor="text1"/>
+          <w:kern w:val="0"/>
+          <w:lang w:val="en-GB" w:eastAsia="hu-HU"/>
+          <w14:ligatures w14:val="none"/>
+        </w:rPr>
+        <w:t xml:space="preserve">"I acknowledge the use of </w:t>
+      </w:r>
+      <w:r>
+        <w:rPr>
+          <w:rFonts w:ascii="Times New Roman" w:eastAsia="Times New Roman" w:hAnsi="Times New Roman" w:cs="Times New Roman"/>
+          <w:color w:val="000000" w:themeColor="text1"/>
+          <w:kern w:val="0"/>
+          <w:lang w:val="en-GB" w:eastAsia="hu-HU"/>
+          <w14:ligatures w14:val="none"/>
+        </w:rPr>
+        <w:t>Copilot</w:t>
+      </w:r>
+      <w:r>
+        <w:rPr>
+          <w:rFonts w:ascii="Times New Roman" w:eastAsia="Times New Roman" w:hAnsi="Times New Roman" w:cs="Times New Roman"/>
+          <w:color w:val="000000" w:themeColor="text1"/>
+          <w:kern w:val="0"/>
+          <w:lang w:val="en-GB" w:eastAsia="hu-HU"/>
+          <w14:ligatures w14:val="none"/>
+        </w:rPr>
+        <w:t xml:space="preserve"> to</w:t>
+      </w:r>
+      <w:r>
+        <w:rPr>
+          <w:rFonts w:ascii="Times New Roman" w:eastAsia="Times New Roman" w:hAnsi="Times New Roman" w:cs="Times New Roman"/>
+          <w:color w:val="000000" w:themeColor="text1"/>
+          <w:kern w:val="0"/>
+          <w:lang w:val="en-GB" w:eastAsia="hu-HU"/>
+          <w14:ligatures w14:val="none"/>
+        </w:rPr>
+        <w:t xml:space="preserve"> write a test for my application.</w:t>
+      </w:r>
+      <w:r>
+        <w:rPr>
+          <w:rFonts w:ascii="Times New Roman" w:eastAsia="Times New Roman" w:hAnsi="Times New Roman" w:cs="Times New Roman"/>
+          <w:color w:val="000000" w:themeColor="text1"/>
+          <w:kern w:val="0"/>
+          <w:lang w:val="en-GB" w:eastAsia="hu-HU"/>
+          <w14:ligatures w14:val="none"/>
+        </w:rPr>
+        <w:t xml:space="preserve"> The prompts used include [</w:t>
+      </w:r>
+      <w:r>
+        <w:rPr>
+          <w:rFonts w:ascii="Times New Roman" w:eastAsia="Times New Roman" w:hAnsi="Times New Roman" w:cs="Times New Roman"/>
+          <w:color w:val="000000" w:themeColor="text1"/>
+          <w:kern w:val="0"/>
+          <w:lang w:val="en-GB" w:eastAsia="hu-HU"/>
+          <w14:ligatures w14:val="none"/>
+        </w:rPr>
+        <w:t>test my application</w:t>
+      </w:r>
+      <w:r>
+        <w:rPr>
+          <w:rFonts w:ascii="Times New Roman" w:eastAsia="Times New Roman" w:hAnsi="Times New Roman" w:cs="Times New Roman"/>
+          <w:color w:val="000000" w:themeColor="text1"/>
+          <w:kern w:val="0"/>
+          <w:lang w:val="en-GB" w:eastAsia="hu-HU"/>
+          <w14:ligatures w14:val="none"/>
+        </w:rPr>
+        <w:t>]. The output of these prompts was used to [</w:t>
+      </w:r>
+      <w:r>
+        <w:rPr>
+          <w:rFonts w:ascii="Times New Roman" w:eastAsia="Times New Roman" w:hAnsi="Times New Roman" w:cs="Times New Roman"/>
+          <w:color w:val="000000" w:themeColor="text1"/>
+          <w:kern w:val="0"/>
+          <w:lang w:val="en-GB" w:eastAsia="hu-HU"/>
+          <w14:ligatures w14:val="none"/>
+        </w:rPr>
+        <w:t>test my application</w:t>
+      </w:r>
+      <w:r>
+        <w:rPr>
+          <w:rFonts w:ascii="Times New Roman" w:eastAsia="Times New Roman" w:hAnsi="Times New Roman" w:cs="Times New Roman"/>
+          <w:color w:val="000000" w:themeColor="text1"/>
+          <w:kern w:val="0"/>
+          <w:lang w:val="en-GB" w:eastAsia="hu-HU"/>
+          <w14:ligatures w14:val="none"/>
+        </w:rPr>
+        <w:t>]."</w:t>
+      </w:r>
+    </w:p>
+    <w:p>
+      <w:pPr>
+        <w:spacing w:after="0"/>
+        <w:rPr>
+          <w:rFonts w:ascii="Times New Roman" w:hAnsi="Times New Roman" w:cs="Times New Roman"/>
+          <w:lang w:val="en-GB"/>
+        </w:rPr>
+      </w:pPr>
+      <w:r>
+        <w:rPr>
+          <w:rFonts w:ascii="Times New Roman" w:eastAsia="Times New Roman" w:hAnsi="Times New Roman" w:cs="Times New Roman"/>
+          <w:color w:val="000000" w:themeColor="text1"/>
+          <w:kern w:val="0"/>
+          <w:lang w:val="en-GB" w:eastAsia="hu-HU"/>
+          <w14:ligatures w14:val="none"/>
+        </w:rPr>
+        <w:t xml:space="preserve">"I acknowledge the use of </w:t>
+      </w:r>
+      <w:r>
+        <w:rPr>
+          <w:rFonts w:ascii="Times New Roman" w:eastAsia="Times New Roman" w:hAnsi="Times New Roman" w:cs="Times New Roman"/>
+          <w:color w:val="000000" w:themeColor="text1"/>
+          <w:kern w:val="0"/>
+          <w:lang w:val="en-GB" w:eastAsia="hu-HU"/>
+          <w14:ligatures w14:val="none"/>
+        </w:rPr>
+        <w:t>Claude</w:t>
+      </w:r>
+      <w:r>
+        <w:rPr>
+          <w:rFonts w:ascii="Times New Roman" w:eastAsia="Times New Roman" w:hAnsi="Times New Roman" w:cs="Times New Roman"/>
+          <w:color w:val="000000" w:themeColor="text1"/>
+          <w:kern w:val="0"/>
+          <w:lang w:val="en-GB" w:eastAsia="hu-HU"/>
+          <w14:ligatures w14:val="none"/>
+        </w:rPr>
+        <w:t xml:space="preserve"> to </w:t>
+      </w:r>
+      <w:r>
+        <w:rPr>
+          <w:rFonts w:ascii="Times New Roman" w:eastAsia="Times New Roman" w:hAnsi="Times New Roman" w:cs="Times New Roman"/>
+          <w:color w:val="000000" w:themeColor="text1"/>
+          <w:kern w:val="0"/>
+          <w:lang w:val="en-GB" w:eastAsia="hu-HU"/>
+          <w14:ligatures w14:val="none"/>
+        </w:rPr>
+        <w:t>in the terminal I received issues</w:t>
+      </w:r>
+      <w:r>
+        <w:rPr>
+          <w:rFonts w:ascii="Times New Roman" w:eastAsia="Times New Roman" w:hAnsi="Times New Roman" w:cs="Times New Roman"/>
+          <w:color w:val="000000" w:themeColor="text1"/>
+          <w:kern w:val="0"/>
+          <w:lang w:val="en-GB" w:eastAsia="hu-HU"/>
+          <w14:ligatures w14:val="none"/>
+        </w:rPr>
+        <w:t xml:space="preserve">. The prompts used include </w:t>
+      </w:r>
+      <w:r>
+        <w:rPr>
+          <w:rFonts w:ascii="Times New Roman" w:eastAsia="Times New Roman" w:hAnsi="Times New Roman" w:cs="Times New Roman"/>
+          <w:color w:val="000000" w:themeColor="text1"/>
+          <w:kern w:val="0"/>
+          <w:lang w:val="en-GB" w:eastAsia="hu-HU"/>
+          <w14:ligatures w14:val="none"/>
+        </w:rPr>
+        <w:t>what dependencies do I need to install and how</w:t>
+      </w:r>
+      <w:r>
+        <w:rPr>
+          <w:rFonts w:ascii="Times New Roman" w:eastAsia="Times New Roman" w:hAnsi="Times New Roman" w:cs="Times New Roman"/>
+          <w:color w:val="000000" w:themeColor="text1"/>
+          <w:kern w:val="0"/>
+          <w:lang w:val="en-GB" w:eastAsia="hu-HU"/>
+          <w14:ligatures w14:val="none"/>
+        </w:rPr>
+        <w:t xml:space="preserve">. The output of these prompts was used to </w:t>
+      </w:r>
+      <w:r>
+        <w:rPr>
+          <w:rFonts w:ascii="Times New Roman" w:eastAsia="Times New Roman" w:hAnsi="Times New Roman" w:cs="Times New Roman"/>
+          <w:color w:val="000000" w:themeColor="text1"/>
+          <w:kern w:val="0"/>
+          <w:lang w:val="en-GB" w:eastAsia="hu-HU"/>
+          <w14:ligatures w14:val="none"/>
+        </w:rPr>
+        <w:t>make my app work properly</w:t>
+      </w:r>
+      <w:r>
+        <w:rPr>
+          <w:rFonts w:ascii="Times New Roman" w:eastAsia="Times New Roman" w:hAnsi="Times New Roman" w:cs="Times New Roman"/>
+          <w:color w:val="000000" w:themeColor="text1"/>
+          <w:kern w:val="0"/>
+          <w:lang w:val="en-GB" w:eastAsia="hu-HU"/>
+          <w14:ligatures w14:val="none"/>
+        </w:rPr>
+        <w:t>."</w:t>
+      </w:r>
+    </w:p>
+    <w:p>
+      <w:pPr>
+        <w:spacing w:after="0"/>
+        <w:rPr>
+          <w:rFonts w:ascii="Times New Roman" w:hAnsi="Times New Roman" w:cs="Times New Roman"/>
+          <w:lang w:val="en-GB"/>
+        </w:rPr>
+      </w:pPr>
+    </w:p>
+    <w:p>
+      <w:pPr>
+        <w:spacing w:after="0"/>
+        <w:rPr>
+          <w:rFonts w:ascii="Times New Roman" w:hAnsi="Times New Roman" w:cs="Times New Roman"/>
+          <w:lang w:val="en-GB"/>
+        </w:rPr>
+      </w:pPr>
+      <w:r>
+        <w:rPr>
+          <w:rFonts w:ascii="Times New Roman" w:hAnsi="Times New Roman" w:cs="Times New Roman"/>
+          <w:lang w:val="en-GB"/>
+        </w:rPr>
+        <w:tab/>
+        <w:t>Architecture overview diagram.</w:t>
+      </w:r>
+    </w:p>
+    <w:p>
+      <w:pPr>
+        <w:spacing w:after="0"/>
+        <w:rPr>
+          <w:rFonts w:ascii="Times New Roman" w:hAnsi="Times New Roman" w:cs="Times New Roman"/>
+          <w:lang w:val="en-GB"/>
+        </w:rPr>
+      </w:pPr>
+      <w:r>
+        <w:rPr>
+          <w:rFonts w:ascii="Times New Roman" w:hAnsi="Times New Roman" w:cs="Times New Roman"/>
+          <w:noProof/>
+          <w:lang w:val="en-GB"/>
+        </w:rPr>
+        <w:lastRenderedPageBreak/>
+        <w:drawing>
+          <wp:inline distT="0" distB="0" distL="0" distR="0" wp14:anchorId="25A863D8" wp14:editId="5837805F">
+            <wp:extent cx="5760720" cy="5676265"/>
+            <wp:effectExtent l="0" t="0" r="0" b="0"/>
+            <wp:docPr id="1727193735" name="Picture 1"/>
+            <wp:cNvGraphicFramePr>
+              <a:graphicFrameLocks xmlns:a="http://schemas.openxmlformats.org/drawingml/2006/main" noChangeAspect="1"/>
+            </wp:cNvGraphicFramePr>
+            <a:graphic xmlns:a="http://schemas.openxmlformats.org/drawingml/2006/main">
+              <a:graphicData uri="http://schemas.openxmlformats.org/drawingml/2006/picture">
+                <pic:pic xmlns:pic="http://schemas.openxmlformats.org/drawingml/2006/picture">
+                  <pic:nvPicPr>
+                    <pic:cNvPr id="1727193735" name="Picture 1727193735"/>
+                    <pic:cNvPicPr/>
+                  </pic:nvPicPr>
+                  <pic:blipFill>
+                    <a:blip r:embed="rId5" cstate="print">
+                      <a:extLst>
+                        <a:ext uri="{28A0092B-C50C-407E-A947-70E740481C1C}">
+                          <a14:useLocalDpi xmlns:a14="http://schemas.microsoft.com/office/drawing/2010/main" val="0"/>
+                        </a:ext>
+                      </a:extLst>
+                    </a:blip>
+                    <a:stretch>
+                      <a:fillRect/>
+                    </a:stretch>
+                  </pic:blipFill>
+                  <pic:spPr>
+                    <a:xfrm>
+                      <a:off x="0" y="0"/>
+                      <a:ext cx="5760720" cy="5676265"/>
+                    </a:xfrm>
+                    <a:prstGeom prst="rect">
+                      <a:avLst/>
+                    </a:prstGeom>
+                  </pic:spPr>
+                </pic:pic>
+              </a:graphicData>
+            </a:graphic>
+          </wp:inline>
+        </w:drawing>
+      </w:r>
+    </w:p>
+    <w:p>
+      <w:pPr>
+        <w:spacing w:after="0"/>
+        <w:rPr>
+          <w:rFonts w:ascii="Times New Roman" w:hAnsi="Times New Roman" w:cs="Times New Roman"/>
+          <w:lang w:val="en-GB"/>
+        </w:rPr>
+      </w:pPr>
+    </w:p>
+    <w:p>
+      <w:pPr>
+        <w:spacing w:after="0"/>
+        <w:ind w:firstLine="708"/>
+        <w:rPr>
+          <w:rFonts w:ascii="Times New Roman" w:eastAsia="Times New Roman" w:hAnsi="Times New Roman" w:cs="Times New Roman"/>
+          <w:color w:val="000000" w:themeColor="text1"/>
+          <w:kern w:val="0"/>
+          <w:lang w:val="en-GB" w:eastAsia="hu-HU"/>
+          <w14:ligatures w14:val="none"/>
+        </w:rPr>
+      </w:pPr>
+      <w:r>
+        <w:rPr>
+          <w:rFonts w:ascii="Times New Roman" w:eastAsia="Times New Roman" w:hAnsi="Times New Roman" w:cs="Times New Roman"/>
+          <w:color w:val="000000" w:themeColor="text1"/>
+          <w:kern w:val="0"/>
+          <w:lang w:val="en-GB" w:eastAsia="hu-HU"/>
+          <w14:ligatures w14:val="none"/>
+        </w:rPr>
+        <w:t>Database model/schema diagram</w:t>
+      </w:r>
+      <w:r>
+        <w:rPr>
+          <w:rFonts w:ascii="Times New Roman" w:eastAsia="Times New Roman" w:hAnsi="Times New Roman" w:cs="Times New Roman"/>
+          <w:color w:val="000000" w:themeColor="text1"/>
+          <w:kern w:val="0"/>
+          <w:lang w:val="en-GB" w:eastAsia="hu-HU"/>
+          <w14:ligatures w14:val="none"/>
+        </w:rPr>
+        <w:t>:</w:t>
+      </w:r>
+    </w:p>
+    <w:p>
+      <w:pPr>
+        <w:spacing w:after="0"/>
+        <w:rPr>
+          <w:rFonts w:ascii="Times New Roman" w:hAnsi="Times New Roman" w:cs="Times New Roman"/>
+          <w:lang w:val="en-GB"/>
+        </w:rPr>
+      </w:pPr>
+      <w:r>
+        <w:rPr>
+          <w:rFonts w:ascii="Times New Roman" w:hAnsi="Times New Roman" w:cs="Times New Roman"/>
+          <w:noProof/>
+          <w:lang w:val="en-GB"/>
+        </w:rPr>
+        <w:lastRenderedPageBreak/>
+        <w:drawing>
+          <wp:inline distT="0" distB="0" distL="0" distR="0" wp14:anchorId="389BF533" wp14:editId="1EBAE3F3">
+            <wp:extent cx="5760720" cy="3890645"/>
+            <wp:effectExtent l="0" t="0" r="5080" b="0"/>
+            <wp:docPr id="1423967396" name="Picture 2"/>
+            <wp:cNvGraphicFramePr>
+              <a:graphicFrameLocks xmlns:a="http://schemas.openxmlformats.org/drawingml/2006/main" noChangeAspect="1"/>
+            </wp:cNvGraphicFramePr>
+            <a:graphic xmlns:a="http://schemas.openxmlformats.org/drawingml/2006/main">
+              <a:graphicData uri="http://schemas.openxmlformats.org/drawingml/2006/picture">
+                <pic:pic xmlns:pic="http://schemas.openxmlformats.org/drawingml/2006/picture">
+                  <pic:nvPicPr>
+                    <pic:cNvPr id="1423967396" name="Picture 1423967396"/>
+                    <pic:cNvPicPr/>
+                  </pic:nvPicPr>
+                  <pic:blipFill>
+                    <a:blip r:embed="rId6" cstate="print">
+                      <a:extLst>
+                        <a:ext uri="{28A0092B-C50C-407E-A947-70E740481C1C}">
+                          <a14:useLocalDpi xmlns:a14="http://schemas.microsoft.com/office/drawing/2010/main" val="0"/>
+                        </a:ext>
+                      </a:extLst>
+                    </a:blip>
+                    <a:stretch>
+                      <a:fillRect/>
+                    </a:stretch>
+                  </pic:blipFill>
+                  <pic:spPr>
+                    <a:xfrm>
+                      <a:off x="0" y="0"/>
+                      <a:ext cx="5760720" cy="3890645"/>
+                    </a:xfrm>
+                    <a:prstGeom prst="rect">
+                      <a:avLst/>
+                    </a:prstGeom>
+                  </pic:spPr>
+                </pic:pic>
+              </a:graphicData>
+            </a:graphic>
+          </wp:inline>
+        </w:drawing>
+      </w:r>
+    </w:p>
+    <w:p>
+      <w:pPr>
+        <w:spacing w:after="0"/>
+        <w:rPr>
+          <w:rFonts w:ascii="Times New Roman" w:hAnsi="Times New Roman" w:cs="Times New Roman"/>
+          <w:lang w:val="en-GB"/>
+        </w:rPr>
+      </w:pPr>
+    </w:p>
+    <w:p>
+      <w:pPr>
+        <w:spacing w:after="0"/>
+        <w:rPr>
+          <w:rFonts w:ascii="Times New Roman" w:hAnsi="Times New Roman" w:cs="Times New Roman"/>
+          <w:lang w:val="en-GB"/>
+        </w:rPr>
+      </w:pPr>
+      <w:r>
+        <w:rPr>
+          <w:rFonts w:ascii="Times New Roman" w:hAnsi="Times New Roman" w:cs="Times New Roman"/>
+          <w:lang w:val="en-GB"/>
+        </w:rPr>
+        <w:tab/>
+        <w:t>Finally allow me to explain how my project needs to be set up, so a user can enjoy the process. The db.py includes the SQLite connection and the schema for the database itself. The app.py is the main entry point for the process and the whole projects starts from there. Also, the rest of the files look like this.</w:t>
+      </w:r>
+    </w:p>
+    <w:p>
+      <w:pPr>
+        <w:spacing w:after="0"/>
+        <w:rPr>
+          <w:rFonts w:ascii="Times New Roman" w:hAnsi="Times New Roman" w:cs="Times New Roman"/>
+          <w:lang w:val="en-GB"/>
+        </w:rPr>
+      </w:pPr>
+      <w:r>
+        <w:rPr>
+          <w:rFonts w:ascii="Times New Roman" w:hAnsi="Times New Roman" w:cs="Times New Roman"/>
+          <w:lang w:val="en-GB"/>
+        </w:rPr>
+        <w:t>Incidents/</w:t>
+      </w:r>
+    </w:p>
+    <w:p>
+      <w:pPr>
+        <w:spacing w:after="0"/>
+        <w:ind w:firstLine="708"/>
+        <w:rPr>
+          <w:rFonts w:ascii="Times New Roman" w:hAnsi="Times New Roman" w:cs="Times New Roman"/>
+          <w:lang w:val="en-GB"/>
+        </w:rPr>
+      </w:pPr>
+      <w:r>
+        <w:rPr>
+          <w:rFonts w:ascii="Times New Roman" w:hAnsi="Times New Roman" w:cs="Times New Roman"/>
+          <w:lang w:val="en-GB"/>
+        </w:rPr>
+        <w:t>repository.py       ← SQL for incidents</w:t>
+      </w:r>
+    </w:p>
+    <w:p>
+      <w:pPr>
+        <w:spacing w:after="0"/>
+        <w:ind w:firstLine="708"/>
+        <w:rPr>
+          <w:rFonts w:ascii="Times New Roman" w:hAnsi="Times New Roman" w:cs="Times New Roman"/>
+          <w:lang w:val="en-GB"/>
+        </w:rPr>
+      </w:pPr>
+      <w:r>
+        <w:rPr>
+          <w:rFonts w:ascii="Times New Roman" w:hAnsi="Times New Roman" w:cs="Times New Roman"/>
+          <w:lang w:val="en-GB"/>
+        </w:rPr>
+        <w:t>routes.py           ← /incidents endpoints</w:t>
+      </w:r>
+    </w:p>
+    <w:p>
+      <w:pPr>
+        <w:spacing w:after="0"/>
+        <w:ind w:firstLine="708"/>
+        <w:rPr>
+          <w:rFonts w:ascii="Times New Roman" w:hAnsi="Times New Roman" w:cs="Times New Roman"/>
+          <w:lang w:val="en-GB"/>
+        </w:rPr>
+      </w:pPr>
+      <w:r>
+        <w:rPr>
+          <w:rFonts w:ascii="Times New Roman" w:hAnsi="Times New Roman" w:cs="Times New Roman"/>
+          <w:lang w:val="en-GB"/>
+        </w:rPr>
+        <w:t>service.py          ← allowed severity/status values</w:t>
+      </w:r>
+    </w:p>
+    <w:p>
+      <w:pPr>
+        <w:spacing w:after="0"/>
+        <w:rPr>
+          <w:rFonts w:ascii="Times New Roman" w:hAnsi="Times New Roman" w:cs="Times New Roman"/>
+          <w:lang w:val="en-GB"/>
+        </w:rPr>
+      </w:pPr>
+    </w:p>
+    <w:p>
+      <w:pPr>
+        <w:spacing w:after="0"/>
+        <w:rPr>
+          <w:rFonts w:ascii="Times New Roman" w:hAnsi="Times New Roman" w:cs="Times New Roman"/>
+          <w:lang w:val="en-GB"/>
+        </w:rPr>
+      </w:pPr>
+      <w:r>
+        <w:rPr>
+          <w:rFonts w:ascii="Times New Roman" w:hAnsi="Times New Roman" w:cs="Times New Roman"/>
+          <w:lang w:val="en-GB"/>
+        </w:rPr>
+        <w:t>password/</w:t>
+      </w:r>
+    </w:p>
+    <w:p>
+      <w:pPr>
+        <w:tabs>
+          <w:tab w:val="left" w:pos="1297"/>
+        </w:tabs>
+        <w:spacing w:after="0"/>
+        <w:rPr>
+          <w:rFonts w:ascii="Times New Roman" w:hAnsi="Times New Roman" w:cs="Times New Roman"/>
+          <w:lang w:val="en-GB"/>
+        </w:rPr>
+      </w:pPr>
+      <w:r>
+        <w:rPr>
+          <w:rFonts w:ascii="Times New Roman" w:hAnsi="Times New Roman" w:cs="Times New Roman"/>
+          <w:lang w:val="en-GB"/>
+        </w:rPr>
+        <w:tab/>
+      </w:r>
+      <w:r>
+        <w:rPr>
+          <w:rFonts w:ascii="Times New Roman" w:hAnsi="Times New Roman" w:cs="Times New Roman"/>
+          <w:lang w:val="en-GB"/>
+        </w:rPr>
+        <w:t>repository.py       ← weak-password list + rules</w:t>
+      </w:r>
+    </w:p>
+    <w:p>
+      <w:pPr>
+        <w:tabs>
+          <w:tab w:val="left" w:pos="1297"/>
+        </w:tabs>
+        <w:spacing w:after="0"/>
+        <w:rPr>
+          <w:rFonts w:ascii="Times New Roman" w:hAnsi="Times New Roman" w:cs="Times New Roman"/>
+          <w:lang w:val="en-GB"/>
+        </w:rPr>
+      </w:pPr>
+      <w:r>
+        <w:rPr>
+          <w:rFonts w:ascii="Times New Roman" w:hAnsi="Times New Roman" w:cs="Times New Roman"/>
+          <w:lang w:val="en-GB"/>
+        </w:rPr>
+        <w:tab/>
+      </w:r>
+      <w:r>
+        <w:rPr>
+          <w:rFonts w:ascii="Times New Roman" w:hAnsi="Times New Roman" w:cs="Times New Roman"/>
+          <w:lang w:val="en-GB"/>
+        </w:rPr>
+        <w:t>routes.py           ← /password endpoints</w:t>
+      </w:r>
+    </w:p>
+    <w:p>
+      <w:pPr>
+        <w:tabs>
+          <w:tab w:val="left" w:pos="1297"/>
+        </w:tabs>
+        <w:spacing w:after="0"/>
+        <w:rPr>
+          <w:rFonts w:ascii="Times New Roman" w:hAnsi="Times New Roman" w:cs="Times New Roman"/>
+          <w:lang w:val="en-GB"/>
+        </w:rPr>
+      </w:pPr>
+      <w:r>
+        <w:rPr>
+          <w:rFonts w:ascii="Times New Roman" w:hAnsi="Times New Roman" w:cs="Times New Roman"/>
+          <w:lang w:val="en-GB"/>
+        </w:rPr>
+        <w:tab/>
+      </w:r>
+      <w:r>
+        <w:rPr>
+          <w:rFonts w:ascii="Times New Roman" w:hAnsi="Times New Roman" w:cs="Times New Roman"/>
+          <w:lang w:val="en-GB"/>
+        </w:rPr>
+        <w:t>service.py          ← scoring algorithm</w:t>
+      </w:r>
+    </w:p>
+    <w:p>
+      <w:pPr>
+        <w:spacing w:after="0"/>
+        <w:rPr>
+          <w:rFonts w:ascii="Times New Roman" w:hAnsi="Times New Roman" w:cs="Times New Roman"/>
+          <w:lang w:val="en-GB"/>
+        </w:rPr>
+      </w:pPr>
+    </w:p>
+    <w:p>
+      <w:pPr>
+        <w:spacing w:after="0"/>
+        <w:rPr>
+          <w:rFonts w:ascii="Times New Roman" w:hAnsi="Times New Roman" w:cs="Times New Roman"/>
+          <w:lang w:val="en-GB"/>
+        </w:rPr>
+      </w:pPr>
+      <w:proofErr w:type="spellStart"/>
+      <w:r>
+        <w:rPr>
+          <w:rFonts w:ascii="Times New Roman" w:hAnsi="Times New Roman" w:cs="Times New Roman"/>
+          <w:lang w:val="en-GB"/>
+        </w:rPr>
+        <w:t>src</w:t>
+      </w:r>
+      <w:proofErr w:type="spellEnd"/>
+      <w:r>
+        <w:rPr>
+          <w:rFonts w:ascii="Times New Roman" w:hAnsi="Times New Roman" w:cs="Times New Roman"/>
+          <w:lang w:val="en-GB"/>
+        </w:rPr>
+        <w:t>/templates/</w:t>
+      </w:r>
+    </w:p>
+    <w:p>
+      <w:pPr>
+        <w:spacing w:after="0"/>
+        <w:ind w:firstLine="708"/>
+        <w:rPr>
+          <w:rFonts w:ascii="Times New Roman" w:hAnsi="Times New Roman" w:cs="Times New Roman"/>
+          <w:lang w:val="en-GB"/>
+        </w:rPr>
+      </w:pPr>
+      <w:r>
+        <w:rPr>
+          <w:rFonts w:ascii="Times New Roman" w:hAnsi="Times New Roman" w:cs="Times New Roman"/>
+          <w:lang w:val="en-GB"/>
+        </w:rPr>
+        <w:t>base.html</w:t>
+      </w:r>
+    </w:p>
+    <w:p>
+      <w:pPr>
+        <w:spacing w:after="0"/>
+        <w:ind w:firstLine="708"/>
+        <w:rPr>
+          <w:rFonts w:ascii="Times New Roman" w:hAnsi="Times New Roman" w:cs="Times New Roman"/>
+          <w:lang w:val="en-GB"/>
+        </w:rPr>
+      </w:pPr>
+      <w:r>
+        <w:rPr>
+          <w:rFonts w:ascii="Times New Roman" w:hAnsi="Times New Roman" w:cs="Times New Roman"/>
+          <w:lang w:val="en-GB"/>
+        </w:rPr>
+        <w:t>password/check.html</w:t>
+      </w:r>
+    </w:p>
+    <w:p>
+      <w:pPr>
+        <w:spacing w:after="0"/>
+        <w:ind w:firstLine="708"/>
+        <w:rPr>
+          <w:rFonts w:ascii="Times New Roman" w:hAnsi="Times New Roman" w:cs="Times New Roman"/>
+          <w:lang w:val="en-GB"/>
+        </w:rPr>
+      </w:pPr>
+      <w:r>
+        <w:rPr>
+          <w:rFonts w:ascii="Times New Roman" w:hAnsi="Times New Roman" w:cs="Times New Roman"/>
+          <w:lang w:val="en-GB"/>
+        </w:rPr>
+        <w:t>password/rules.html</w:t>
+      </w:r>
+    </w:p>
+    <w:p>
+      <w:pPr>
+        <w:spacing w:after="0"/>
+        <w:rPr>
+          <w:rFonts w:ascii="Times New Roman" w:hAnsi="Times New Roman" w:cs="Times New Roman"/>
+          <w:lang w:val="en-GB"/>
+        </w:rPr>
+      </w:pPr>
+    </w:p>
+    <w:p>
+      <w:pPr>
+        <w:spacing w:after="0"/>
+        <w:rPr>
+          <w:rFonts w:ascii="Times New Roman" w:hAnsi="Times New Roman" w:cs="Times New Roman"/>
+          <w:lang w:val="en-GB"/>
+        </w:rPr>
+      </w:pPr>
+      <w:r>
+        <w:rPr>
+          <w:rFonts w:ascii="Times New Roman" w:hAnsi="Times New Roman" w:cs="Times New Roman"/>
+          <w:lang w:val="en-GB"/>
+        </w:rPr>
+        <w:tab/>
+        <w:t>To start up the front and back end the user needs to run the following terminal commands for sure.</w:t>
+      </w:r>
+    </w:p>
+    <w:p>
+      <w:pPr>
         <w:numPr>
           <w:ilvl w:val="0"/>
-          <w:numId w:val="1"/>
+          <w:numId w:val="3"/>
         </w:numPr>
-        <w:spacing w:after="0" w:line="240" w:lineRule="auto"/>
-        <w:ind w:left="0"/>
-        <w:rPr>
-          <w:rFonts w:ascii="Times New Roman" w:eastAsia="Times New Roman" w:hAnsi="Times New Roman" w:cs="Times New Roman"/>
-          <w:color w:val="000000" w:themeColor="text1"/>
-          <w:kern w:val="0"/>
-          <w:lang w:val="en-GB" w:eastAsia="hu-HU"/>
-          <w14:ligatures w14:val="none"/>
-        </w:rPr>
-      </w:pPr>
-      <w:r>
-        <w:rPr>
-          <w:rFonts w:ascii="Times New Roman" w:eastAsia="Times New Roman" w:hAnsi="Times New Roman" w:cs="Times New Roman"/>
-          <w:b/>
-          <w:bCs/>
-          <w:color w:val="000000" w:themeColor="text1"/>
-          <w:kern w:val="0"/>
-          <w:lang w:val="en-GB" w:eastAsia="hu-HU"/>
-          <w14:ligatures w14:val="none"/>
-        </w:rPr>
-        <w:t>Architecture overview diagram</w:t>
-      </w:r>
-      <w:r>
-        <w:rPr>
-          <w:rFonts w:ascii="Times New Roman" w:eastAsia="Times New Roman" w:hAnsi="Times New Roman" w:cs="Times New Roman"/>
-          <w:color w:val="000000" w:themeColor="text1"/>
-          <w:kern w:val="0"/>
-          <w:lang w:val="en-GB" w:eastAsia="hu-HU"/>
-          <w14:ligatures w14:val="none"/>
-        </w:rPr>
-        <w:t xml:space="preserve">, must match what you </w:t>
-      </w:r>
-      <w:r>
-        <w:rPr>
-          <w:rFonts w:ascii="Times New Roman" w:eastAsia="Times New Roman" w:hAnsi="Times New Roman" w:cs="Times New Roman"/>
-          <w:color w:val="000000" w:themeColor="text1"/>
-          <w:kern w:val="0"/>
-          <w:lang w:val="en-GB" w:eastAsia="hu-HU"/>
-          <w14:ligatures w14:val="none"/>
-        </w:rPr>
-        <w:t>built</w:t>
+        <w:spacing w:before="100" w:beforeAutospacing="1" w:after="100" w:afterAutospacing="1" w:line="240" w:lineRule="auto"/>
+        <w:rPr>
+          <w:rFonts w:ascii="Times New Roman" w:eastAsia="Times New Roman" w:hAnsi="Times New Roman" w:cs="Times New Roman"/>
+          <w:color w:val="000000" w:themeColor="text1"/>
+          <w:kern w:val="0"/>
+          <w:lang w:val="en-HU" w:eastAsia="en-GB"/>
+          <w14:ligatures w14:val="none"/>
+        </w:rPr>
+      </w:pPr>
+      <w:r>
+        <w:rPr>
+          <w:rFonts w:ascii="Times New Roman" w:eastAsia="Times New Roman" w:hAnsi="Times New Roman" w:cs="Times New Roman"/>
+          <w:color w:val="000000" w:themeColor="text1"/>
+          <w:kern w:val="0"/>
+          <w:lang w:val="en-HU" w:eastAsia="en-GB"/>
+          <w14:ligatures w14:val="none"/>
+        </w:rPr>
+        <w:t>Backend:</w:t>
+      </w:r>
+    </w:p>
+    <w:p>
+      <w:pPr>
+        <w:numPr>
+          <w:ilvl w:val="1"/>
+          <w:numId w:val="3"/>
+        </w:numPr>
+        <w:spacing w:before="100" w:beforeAutospacing="1" w:after="100" w:afterAutospacing="1" w:line="240" w:lineRule="auto"/>
+        <w:rPr>
+          <w:rFonts w:ascii="Times New Roman" w:eastAsia="Times New Roman" w:hAnsi="Times New Roman" w:cs="Times New Roman"/>
+          <w:color w:val="000000" w:themeColor="text1"/>
+          <w:kern w:val="0"/>
+          <w:lang w:val="en-HU" w:eastAsia="en-GB"/>
+          <w14:ligatures w14:val="none"/>
+        </w:rPr>
+      </w:pPr>
+      <w:r>
+        <w:rPr>
+          <w:rFonts w:ascii="Times New Roman" w:eastAsia="Times New Roman" w:hAnsi="Times New Roman" w:cs="Times New Roman"/>
+          <w:color w:val="000000" w:themeColor="text1"/>
+          <w:kern w:val="0"/>
+          <w:lang w:val="en-HU" w:eastAsia="en-GB"/>
+          <w14:ligatures w14:val="none"/>
+        </w:rPr>
+        <w:lastRenderedPageBreak/>
+        <w:t>python3 -m venv .venv</w:t>
+      </w:r>
+    </w:p>
+    <w:p>
+      <w:pPr>
+        <w:numPr>
+          <w:ilvl w:val="1"/>
+          <w:numId w:val="3"/>
+        </w:numPr>
+        <w:spacing w:before="60" w:after="100" w:afterAutospacing="1" w:line="240" w:lineRule="auto"/>
+        <w:rPr>
+          <w:rFonts w:ascii="Times New Roman" w:eastAsia="Times New Roman" w:hAnsi="Times New Roman" w:cs="Times New Roman"/>
+          <w:color w:val="000000" w:themeColor="text1"/>
+          <w:kern w:val="0"/>
+          <w:lang w:val="en-HU" w:eastAsia="en-GB"/>
+          <w14:ligatures w14:val="none"/>
+        </w:rPr>
+      </w:pPr>
+      <w:r>
+        <w:rPr>
+          <w:rFonts w:ascii="Times New Roman" w:eastAsia="Times New Roman" w:hAnsi="Times New Roman" w:cs="Times New Roman"/>
+          <w:color w:val="000000" w:themeColor="text1"/>
+          <w:kern w:val="0"/>
+          <w:lang w:val="en-HU" w:eastAsia="en-GB"/>
+          <w14:ligatures w14:val="none"/>
+        </w:rPr>
+        <w:t>source .venv/bin/activate</w:t>
+      </w:r>
+    </w:p>
+    <w:p>
+      <w:pPr>
+        <w:numPr>
+          <w:ilvl w:val="1"/>
+          <w:numId w:val="3"/>
+        </w:numPr>
+        <w:spacing w:before="60" w:after="100" w:afterAutospacing="1" w:line="240" w:lineRule="auto"/>
+        <w:rPr>
+          <w:rFonts w:ascii="Times New Roman" w:eastAsia="Times New Roman" w:hAnsi="Times New Roman" w:cs="Times New Roman"/>
+          <w:color w:val="000000" w:themeColor="text1"/>
+          <w:kern w:val="0"/>
+          <w:lang w:val="en-HU" w:eastAsia="en-GB"/>
+          <w14:ligatures w14:val="none"/>
+        </w:rPr>
+      </w:pPr>
+      <w:r>
+        <w:rPr>
+          <w:rFonts w:ascii="Times New Roman" w:eastAsia="Times New Roman" w:hAnsi="Times New Roman" w:cs="Times New Roman"/>
+          <w:color w:val="000000" w:themeColor="text1"/>
+          <w:kern w:val="0"/>
+          <w:lang w:val="en-HU" w:eastAsia="en-GB"/>
+          <w14:ligatures w14:val="none"/>
+        </w:rPr>
+        <w:t>python -m pip install -r requirements.txt</w:t>
+      </w:r>
+    </w:p>
+    <w:p>
+      <w:pPr>
+        <w:numPr>
+          <w:ilvl w:val="1"/>
+          <w:numId w:val="3"/>
+        </w:numPr>
+        <w:spacing w:before="60" w:after="100" w:afterAutospacing="1" w:line="240" w:lineRule="auto"/>
+        <w:rPr>
+          <w:rFonts w:ascii="Times New Roman" w:eastAsia="Times New Roman" w:hAnsi="Times New Roman" w:cs="Times New Roman"/>
+          <w:color w:val="000000" w:themeColor="text1"/>
+          <w:kern w:val="0"/>
+          <w:lang w:val="en-HU" w:eastAsia="en-GB"/>
+          <w14:ligatures w14:val="none"/>
+        </w:rPr>
+      </w:pPr>
+      <w:r>
+        <w:rPr>
+          <w:rFonts w:ascii="Times New Roman" w:eastAsia="Times New Roman" w:hAnsi="Times New Roman" w:cs="Times New Roman"/>
+          <w:color w:val="000000" w:themeColor="text1"/>
+          <w:kern w:val="0"/>
+          <w:lang w:val="en-HU" w:eastAsia="en-GB"/>
+          <w14:ligatures w14:val="none"/>
+        </w:rPr>
+        <w:t>python app.py</w:t>
       </w:r>
     </w:p>
     <w:p>
       <w:pPr>
         <w:numPr>
           <w:ilvl w:val="0"/>
-          <w:numId w:val="1"/>
+          <w:numId w:val="3"/>
         </w:numPr>
-        <w:spacing w:after="0" w:line="240" w:lineRule="auto"/>
-        <w:ind w:left="0"/>
-        <w:rPr>
-          <w:rFonts w:ascii="Times New Roman" w:eastAsia="Times New Roman" w:hAnsi="Times New Roman" w:cs="Times New Roman"/>
-          <w:color w:val="000000" w:themeColor="text1"/>
-          <w:kern w:val="0"/>
-          <w:lang w:val="en-GB" w:eastAsia="hu-HU"/>
-          <w14:ligatures w14:val="none"/>
-        </w:rPr>
-      </w:pPr>
-      <w:r>
-        <w:rPr>
-          <w:rFonts w:ascii="Times New Roman" w:eastAsia="Times New Roman" w:hAnsi="Times New Roman" w:cs="Times New Roman"/>
-          <w:b/>
-          <w:bCs/>
-          <w:color w:val="000000" w:themeColor="text1"/>
-          <w:kern w:val="0"/>
-          <w:lang w:val="en-GB" w:eastAsia="hu-HU"/>
-          <w14:ligatures w14:val="none"/>
-        </w:rPr>
-        <w:t>Database model/schema diagram</w:t>
-      </w:r>
-      <w:r>
-        <w:rPr>
-          <w:rFonts w:ascii="Times New Roman" w:eastAsia="Times New Roman" w:hAnsi="Times New Roman" w:cs="Times New Roman"/>
-          <w:color w:val="000000" w:themeColor="text1"/>
-          <w:kern w:val="0"/>
-          <w:lang w:val="en-GB" w:eastAsia="hu-HU"/>
-          <w14:ligatures w14:val="none"/>
-        </w:rPr>
-        <w:t> (tables, columns, relationships), must match ADR-3 and your actual schema</w:t>
+        <w:spacing w:before="60" w:after="100" w:afterAutospacing="1" w:line="240" w:lineRule="auto"/>
+        <w:rPr>
+          <w:rFonts w:ascii="Times New Roman" w:eastAsia="Times New Roman" w:hAnsi="Times New Roman" w:cs="Times New Roman"/>
+          <w:color w:val="000000" w:themeColor="text1"/>
+          <w:kern w:val="0"/>
+          <w:lang w:val="en-HU" w:eastAsia="en-GB"/>
+          <w14:ligatures w14:val="none"/>
+        </w:rPr>
+      </w:pPr>
+      <w:r>
+        <w:rPr>
+          <w:rFonts w:ascii="Times New Roman" w:eastAsia="Times New Roman" w:hAnsi="Times New Roman" w:cs="Times New Roman"/>
+          <w:color w:val="000000" w:themeColor="text1"/>
+          <w:kern w:val="0"/>
+          <w:lang w:val="en-HU" w:eastAsia="en-GB"/>
+          <w14:ligatures w14:val="none"/>
+        </w:rPr>
+        <w:t>Frontend</w:t>
       </w:r>
     </w:p>
     <w:p>
       <w:pPr>
         <w:numPr>
-          <w:ilvl w:val="0"/>
-          <w:numId w:val="1"/>
+          <w:ilvl w:val="1"/>
+          <w:numId w:val="3"/>
         </w:numPr>
-        <w:spacing w:after="0" w:line="240" w:lineRule="auto"/>
-        <w:ind w:left="0"/>
-        <w:rPr>
-          <w:rFonts w:ascii="Times New Roman" w:eastAsia="Times New Roman" w:hAnsi="Times New Roman" w:cs="Times New Roman"/>
-          <w:color w:val="000000" w:themeColor="text1"/>
-          <w:kern w:val="0"/>
-          <w:lang w:val="en-GB" w:eastAsia="hu-HU"/>
-          <w14:ligatures w14:val="none"/>
-        </w:rPr>
-      </w:pPr>
-      <w:r>
-        <w:rPr>
-          <w:rFonts w:ascii="Times New Roman" w:eastAsia="Times New Roman" w:hAnsi="Times New Roman" w:cs="Times New Roman"/>
-          <w:color w:val="000000" w:themeColor="text1"/>
-          <w:kern w:val="0"/>
-          <w:lang w:val="en-GB" w:eastAsia="hu-HU"/>
-          <w14:ligatures w14:val="none"/>
-        </w:rPr>
-        <w:t>README with setup instructions clear enough for someone else to run the project, including the coverage command from §4</w:t>
+        <w:spacing w:before="100" w:beforeAutospacing="1" w:after="100" w:afterAutospacing="1" w:line="240" w:lineRule="auto"/>
+        <w:rPr>
+          <w:rFonts w:ascii="Times New Roman" w:eastAsia="Times New Roman" w:hAnsi="Times New Roman" w:cs="Times New Roman"/>
+          <w:color w:val="000000" w:themeColor="text1"/>
+          <w:kern w:val="0"/>
+          <w:lang w:val="en-HU" w:eastAsia="en-GB"/>
+          <w14:ligatures w14:val="none"/>
+        </w:rPr>
+      </w:pPr>
+      <w:r>
+        <w:rPr>
+          <w:rFonts w:ascii="Times New Roman" w:eastAsia="Times New Roman" w:hAnsi="Times New Roman" w:cs="Times New Roman"/>
+          <w:color w:val="000000" w:themeColor="text1"/>
+          <w:kern w:val="0"/>
+          <w:lang w:val="en-HU" w:eastAsia="en-GB"/>
+          <w14:ligatures w14:val="none"/>
+        </w:rPr>
+        <w:t>cd DevOPS/secnote-frontend</w:t>
       </w:r>
     </w:p>
     <w:p>
       <w:pPr>
         <w:numPr>
-          <w:ilvl w:val="0"/>
-          <w:numId w:val="1"/>
+          <w:ilvl w:val="1"/>
+          <w:numId w:val="3"/>
         </w:numPr>
-        <w:spacing w:after="0" w:line="240" w:lineRule="auto"/>
-        <w:ind w:left="0"/>
-        <w:rPr>
-          <w:rFonts w:ascii="Times New Roman" w:eastAsia="Times New Roman" w:hAnsi="Times New Roman" w:cs="Times New Roman"/>
-          <w:color w:val="000000" w:themeColor="text1"/>
-          <w:kern w:val="0"/>
-          <w:lang w:val="en-GB" w:eastAsia="hu-HU"/>
-          <w14:ligatures w14:val="none"/>
-        </w:rPr>
-      </w:pPr>
-      <w:r>
-        <w:rPr>
-          <w:rFonts w:ascii="Times New Roman" w:eastAsia="Times New Roman" w:hAnsi="Times New Roman" w:cs="Times New Roman"/>
-          <w:color w:val="000000" w:themeColor="text1"/>
-          <w:kern w:val="0"/>
-          <w:lang w:val="en-GB" w:eastAsia="hu-HU"/>
-          <w14:ligatures w14:val="none"/>
-        </w:rPr>
-        <w:t>The AI-disclosure statement required by the course syllabus: "I acknowledge the use of [AI system] to [how you used it]. The prompts used include [...]. The output of these prompts was used to [...]." This is a report-level summary; the detailed log lives in AI_USAGE.md.</w:t>
+        <w:spacing w:before="60" w:after="100" w:afterAutospacing="1" w:line="240" w:lineRule="auto"/>
+        <w:rPr>
+          <w:rFonts w:ascii="Times New Roman" w:eastAsia="Times New Roman" w:hAnsi="Times New Roman" w:cs="Times New Roman"/>
+          <w:color w:val="000000" w:themeColor="text1"/>
+          <w:kern w:val="0"/>
+          <w:lang w:val="en-HU" w:eastAsia="en-GB"/>
+          <w14:ligatures w14:val="none"/>
+        </w:rPr>
+      </w:pPr>
+      <w:r>
+        <w:rPr>
+          <w:rFonts w:ascii="Times New Roman" w:eastAsia="Times New Roman" w:hAnsi="Times New Roman" w:cs="Times New Roman"/>
+          <w:color w:val="000000" w:themeColor="text1"/>
+          <w:kern w:val="0"/>
+          <w:lang w:val="en-HU" w:eastAsia="en-GB"/>
+          <w14:ligatures w14:val="none"/>
+        </w:rPr>
+        <w:t>npm install</w:t>
+      </w:r>
+    </w:p>
+    <w:p>
+      <w:pPr>
+        <w:numPr>
+          <w:ilvl w:val="1"/>
+          <w:numId w:val="3"/>
+        </w:numPr>
+        <w:spacing w:before="60" w:after="100" w:afterAutospacing="1" w:line="240" w:lineRule="auto"/>
+        <w:rPr>
+          <w:rFonts w:ascii="Times New Roman" w:eastAsia="Times New Roman" w:hAnsi="Times New Roman" w:cs="Times New Roman"/>
+          <w:color w:val="000000" w:themeColor="text1"/>
+          <w:kern w:val="0"/>
+          <w:lang w:val="en-HU" w:eastAsia="en-GB"/>
+          <w14:ligatures w14:val="none"/>
+        </w:rPr>
+      </w:pPr>
+      <w:r>
+        <w:rPr>
+          <w:rFonts w:ascii="Times New Roman" w:eastAsia="Times New Roman" w:hAnsi="Times New Roman" w:cs="Times New Roman"/>
+          <w:color w:val="000000" w:themeColor="text1"/>
+          <w:kern w:val="0"/>
+          <w:lang w:val="en-HU" w:eastAsia="en-GB"/>
+          <w14:ligatures w14:val="none"/>
+        </w:rPr>
+        <w:t>npm run dev</w:t>
       </w:r>
     </w:p>
     <w:p>
       <w:pPr>
         <w:spacing w:after="0"/>
-        <w:rPr>
-          <w:lang w:val="en-GB"/>
-        </w:rPr>
-      </w:pPr>
+      </w:pPr>
+      <w:r>
+        <w:rPr>
+          <w:rFonts w:ascii="Times New Roman" w:hAnsi="Times New Roman" w:cs="Times New Roman"/>
+          <w:lang w:val="en-GB"/>
+        </w:rPr>
+        <w:t xml:space="preserve">Then connect the front and backend with the following address at the connections page: </w:t>
+      </w:r>
+      <w:r>
+        <w:rPr>
+          <w:rStyle w:val="apple-converted-space"/>
+          <w:rFonts w:ascii="Segoe UI" w:hAnsi="Segoe UI" w:cs="Segoe UI"/>
+          <w:color w:val="FFFFFF"/>
+          <w:shd w:val="clear" w:color="auto" w:fill="010409"/>
+        </w:rPr>
+        <w:t> </w:t>
+      </w:r>
+      <w:hyperlink r:id="rId7" w:history="1">
+        <w:r>
+          <w:rPr>
+            <w:rStyle w:val="Hyperlink"/>
+            <w:rFonts w:ascii="Segoe UI" w:hAnsi="Segoe UI" w:cs="Segoe UI"/>
+          </w:rPr>
+          <w:t>http://127.0.0.1:8000</w:t>
+        </w:r>
+      </w:hyperlink>
     </w:p>
     <w:p>
       <w:pPr>
         <w:spacing w:after="0"/>
-        <w:ind w:firstLine="708"/>
-        <w:rPr>
-          <w:lang w:val="en-GB"/>
-        </w:rPr>
-      </w:pPr>
-      <w:r>
-        <w:rPr>
-          <w:lang w:val="en-GB"/>
-        </w:rPr>
-        <w:t xml:space="preserve">Before getting into further explanation in my project I would like to write about the idea itself. </w:t>
-      </w:r>
-      <w:r>
-        <w:rPr>
-          <w:lang w:val="en-GB"/>
-        </w:rPr>
-        <w:t xml:space="preserve">So, the reason I have chosen a password hygiene checker </w:t>
-      </w:r>
-      <w:r>
-        <w:rPr>
-          <w:lang w:val="en-GB"/>
-        </w:rPr>
-        <w:t>and an incident logbook because I am interested in cyber security and I tried to combine this with software development and the content of the course. Also, some applications for passwords and incident logbooks exis</w:t>
-      </w:r>
-      <w:r>
-        <w:rPr>
-          <w:lang w:val="en-GB"/>
-        </w:rPr>
-        <w:t>t</w:t>
-      </w:r>
-      <w:r>
-        <w:rPr>
-          <w:lang w:val="en-GB"/>
-        </w:rPr>
-        <w:t xml:space="preserve"> separately, but I haven’t seen them yet together for a small company’s use.</w:t>
-      </w:r>
+      </w:pPr>
     </w:p>
     <w:p>
       <w:pPr>
         <w:spacing w:after="0"/>
-        <w:ind w:firstLine="708"/>
-        <w:rPr>
-          <w:lang w:val="en-GB"/>
-        </w:rPr>
-      </w:pPr>
-      <w:r>
-        <w:rPr>
-          <w:lang w:val="en-GB"/>
-        </w:rPr>
-        <w:t xml:space="preserve">As of Software Development Life Cycle model chosen, I would say I have followed the Waterfall method. </w:t>
-      </w:r>
-      <w:r>
-        <w:rPr>
-          <w:lang w:val="en-GB"/>
-        </w:rPr>
-        <w:t>First by the requirements of the assignment, I planned out a step-by-step guide to work on my project. Then I have done the design and implement together as I had some changes needed to be done after I reached the verification stage due to having errors in the process of my application. Looking back onto my project it did not entirely follow the SMART goals. So, my application is a specific idea as it has a goal to keep small companies or individuals safe from possible attacks, but measurability is not present at all in my opinion. However, this application was achievable in the given time-bound deadline since it was simple enough to be done and still match the requirements given by the professor. Also, it is relevant to some people.</w:t>
+        <w:rPr>
+          <w:rFonts w:ascii="Times New Roman" w:hAnsi="Times New Roman" w:cs="Times New Roman"/>
+        </w:rPr>
+      </w:pPr>
+      <w:r>
+        <w:tab/>
+      </w:r>
+      <w:proofErr w:type="spellStart"/>
+      <w:r>
+        <w:rPr>
+          <w:rFonts w:ascii="Times New Roman" w:hAnsi="Times New Roman" w:cs="Times New Roman"/>
+        </w:rPr>
+        <w:t>So</w:t>
+      </w:r>
+      <w:proofErr w:type="spellEnd"/>
+      <w:r>
+        <w:rPr>
+          <w:rFonts w:ascii="Times New Roman" w:hAnsi="Times New Roman" w:cs="Times New Roman"/>
+        </w:rPr>
+        <w:t xml:space="preserve"> overall I </w:t>
+      </w:r>
+      <w:proofErr w:type="spellStart"/>
+      <w:r>
+        <w:rPr>
+          <w:rFonts w:ascii="Times New Roman" w:hAnsi="Times New Roman" w:cs="Times New Roman"/>
+        </w:rPr>
+        <w:t>very</w:t>
+      </w:r>
+      <w:proofErr w:type="spellEnd"/>
+      <w:r>
+        <w:rPr>
+          <w:rFonts w:ascii="Times New Roman" w:hAnsi="Times New Roman" w:cs="Times New Roman"/>
+        </w:rPr>
+        <w:t xml:space="preserve"> </w:t>
+      </w:r>
+      <w:proofErr w:type="spellStart"/>
+      <w:r>
+        <w:rPr>
+          <w:rFonts w:ascii="Times New Roman" w:hAnsi="Times New Roman" w:cs="Times New Roman"/>
+        </w:rPr>
+        <w:t>much</w:t>
+      </w:r>
+      <w:proofErr w:type="spellEnd"/>
+      <w:r>
+        <w:rPr>
+          <w:rFonts w:ascii="Times New Roman" w:hAnsi="Times New Roman" w:cs="Times New Roman"/>
+        </w:rPr>
+        <w:t xml:space="preserve"> </w:t>
+      </w:r>
+      <w:proofErr w:type="spellStart"/>
+      <w:r>
+        <w:rPr>
+          <w:rFonts w:ascii="Times New Roman" w:hAnsi="Times New Roman" w:cs="Times New Roman"/>
+        </w:rPr>
+        <w:t>enjoyed</w:t>
+      </w:r>
+      <w:proofErr w:type="spellEnd"/>
+      <w:r>
+        <w:rPr>
+          <w:rFonts w:ascii="Times New Roman" w:hAnsi="Times New Roman" w:cs="Times New Roman"/>
+        </w:rPr>
+        <w:t xml:space="preserve"> </w:t>
+      </w:r>
+      <w:proofErr w:type="spellStart"/>
+      <w:r>
+        <w:rPr>
+          <w:rFonts w:ascii="Times New Roman" w:hAnsi="Times New Roman" w:cs="Times New Roman"/>
+        </w:rPr>
+        <w:t>the</w:t>
+      </w:r>
+      <w:proofErr w:type="spellEnd"/>
+      <w:r>
+        <w:rPr>
+          <w:rFonts w:ascii="Times New Roman" w:hAnsi="Times New Roman" w:cs="Times New Roman"/>
+        </w:rPr>
+        <w:t xml:space="preserve"> </w:t>
+      </w:r>
+      <w:proofErr w:type="spellStart"/>
+      <w:r>
+        <w:rPr>
+          <w:rFonts w:ascii="Times New Roman" w:hAnsi="Times New Roman" w:cs="Times New Roman"/>
+        </w:rPr>
+        <w:t>making</w:t>
+      </w:r>
+      <w:proofErr w:type="spellEnd"/>
+      <w:r>
+        <w:rPr>
+          <w:rFonts w:ascii="Times New Roman" w:hAnsi="Times New Roman" w:cs="Times New Roman"/>
+        </w:rPr>
+        <w:t xml:space="preserve"> </w:t>
+      </w:r>
+      <w:proofErr w:type="spellStart"/>
+      <w:r>
+        <w:rPr>
+          <w:rFonts w:ascii="Times New Roman" w:hAnsi="Times New Roman" w:cs="Times New Roman"/>
+        </w:rPr>
+        <w:t>process</w:t>
+      </w:r>
+      <w:proofErr w:type="spellEnd"/>
+      <w:r>
+        <w:rPr>
+          <w:rFonts w:ascii="Times New Roman" w:hAnsi="Times New Roman" w:cs="Times New Roman"/>
+        </w:rPr>
+        <w:t xml:space="preserve"> of </w:t>
+      </w:r>
+      <w:proofErr w:type="spellStart"/>
+      <w:r>
+        <w:rPr>
+          <w:rFonts w:ascii="Times New Roman" w:hAnsi="Times New Roman" w:cs="Times New Roman"/>
+        </w:rPr>
+        <w:t>my</w:t>
+      </w:r>
+      <w:proofErr w:type="spellEnd"/>
+      <w:r>
+        <w:rPr>
+          <w:rFonts w:ascii="Times New Roman" w:hAnsi="Times New Roman" w:cs="Times New Roman"/>
+        </w:rPr>
+        <w:t xml:space="preserve"> </w:t>
+      </w:r>
+      <w:proofErr w:type="spellStart"/>
+      <w:r>
+        <w:rPr>
+          <w:rFonts w:ascii="Times New Roman" w:hAnsi="Times New Roman" w:cs="Times New Roman"/>
+        </w:rPr>
+        <w:t>application</w:t>
+      </w:r>
+      <w:proofErr w:type="spellEnd"/>
+      <w:r>
+        <w:rPr>
+          <w:rFonts w:ascii="Times New Roman" w:hAnsi="Times New Roman" w:cs="Times New Roman"/>
+        </w:rPr>
+        <w:t xml:space="preserve">. </w:t>
+      </w:r>
+      <w:proofErr w:type="spellStart"/>
+      <w:r>
+        <w:rPr>
+          <w:rFonts w:ascii="Times New Roman" w:hAnsi="Times New Roman" w:cs="Times New Roman"/>
+        </w:rPr>
+        <w:t>However</w:t>
+      </w:r>
+      <w:proofErr w:type="spellEnd"/>
+      <w:r>
+        <w:rPr>
+          <w:rFonts w:ascii="Times New Roman" w:hAnsi="Times New Roman" w:cs="Times New Roman"/>
+        </w:rPr>
+        <w:t xml:space="preserve"> </w:t>
+      </w:r>
+      <w:proofErr w:type="spellStart"/>
+      <w:r>
+        <w:rPr>
+          <w:rFonts w:ascii="Times New Roman" w:hAnsi="Times New Roman" w:cs="Times New Roman"/>
+        </w:rPr>
+        <w:t>as</w:t>
+      </w:r>
+      <w:proofErr w:type="spellEnd"/>
+      <w:r>
+        <w:rPr>
+          <w:rFonts w:ascii="Times New Roman" w:hAnsi="Times New Roman" w:cs="Times New Roman"/>
+        </w:rPr>
+        <w:t xml:space="preserve"> </w:t>
+      </w:r>
+      <w:proofErr w:type="spellStart"/>
+      <w:r>
+        <w:rPr>
+          <w:rFonts w:ascii="Times New Roman" w:hAnsi="Times New Roman" w:cs="Times New Roman"/>
+        </w:rPr>
+        <w:t>not</w:t>
+      </w:r>
+      <w:proofErr w:type="spellEnd"/>
+      <w:r>
+        <w:rPr>
+          <w:rFonts w:ascii="Times New Roman" w:hAnsi="Times New Roman" w:cs="Times New Roman"/>
+        </w:rPr>
+        <w:t xml:space="preserve"> </w:t>
+      </w:r>
+      <w:proofErr w:type="spellStart"/>
+      <w:r>
+        <w:rPr>
+          <w:rFonts w:ascii="Times New Roman" w:hAnsi="Times New Roman" w:cs="Times New Roman"/>
+        </w:rPr>
+        <w:t>having</w:t>
+      </w:r>
+      <w:proofErr w:type="spellEnd"/>
+      <w:r>
+        <w:rPr>
+          <w:rFonts w:ascii="Times New Roman" w:hAnsi="Times New Roman" w:cs="Times New Roman"/>
+        </w:rPr>
+        <w:t xml:space="preserve"> </w:t>
+      </w:r>
+      <w:proofErr w:type="spellStart"/>
+      <w:r>
+        <w:rPr>
+          <w:rFonts w:ascii="Times New Roman" w:hAnsi="Times New Roman" w:cs="Times New Roman"/>
+        </w:rPr>
+        <w:t>too</w:t>
+      </w:r>
+      <w:proofErr w:type="spellEnd"/>
+      <w:r>
+        <w:rPr>
+          <w:rFonts w:ascii="Times New Roman" w:hAnsi="Times New Roman" w:cs="Times New Roman"/>
+        </w:rPr>
+        <w:t xml:space="preserve"> </w:t>
+      </w:r>
+      <w:proofErr w:type="spellStart"/>
+      <w:r>
+        <w:rPr>
+          <w:rFonts w:ascii="Times New Roman" w:hAnsi="Times New Roman" w:cs="Times New Roman"/>
+        </w:rPr>
+        <w:t>much</w:t>
+      </w:r>
+      <w:proofErr w:type="spellEnd"/>
+      <w:r>
+        <w:rPr>
+          <w:rFonts w:ascii="Times New Roman" w:hAnsi="Times New Roman" w:cs="Times New Roman"/>
+        </w:rPr>
+        <w:t xml:space="preserve"> </w:t>
+      </w:r>
+      <w:proofErr w:type="spellStart"/>
+      <w:r>
+        <w:rPr>
+          <w:rFonts w:ascii="Times New Roman" w:hAnsi="Times New Roman" w:cs="Times New Roman"/>
+        </w:rPr>
+        <w:t>experience</w:t>
+      </w:r>
+      <w:proofErr w:type="spellEnd"/>
+      <w:r>
+        <w:rPr>
+          <w:rFonts w:ascii="Times New Roman" w:hAnsi="Times New Roman" w:cs="Times New Roman"/>
+        </w:rPr>
+        <w:t xml:space="preserve"> in </w:t>
+      </w:r>
+      <w:proofErr w:type="spellStart"/>
+      <w:r>
+        <w:rPr>
+          <w:rFonts w:ascii="Times New Roman" w:hAnsi="Times New Roman" w:cs="Times New Roman"/>
+        </w:rPr>
+        <w:t>coding</w:t>
+      </w:r>
+      <w:proofErr w:type="spellEnd"/>
+      <w:r>
+        <w:rPr>
+          <w:rFonts w:ascii="Times New Roman" w:hAnsi="Times New Roman" w:cs="Times New Roman"/>
+        </w:rPr>
+        <w:t xml:space="preserve"> and in software </w:t>
+      </w:r>
+      <w:proofErr w:type="spellStart"/>
+      <w:r>
+        <w:rPr>
+          <w:rFonts w:ascii="Times New Roman" w:hAnsi="Times New Roman" w:cs="Times New Roman"/>
+        </w:rPr>
+        <w:t>development</w:t>
+      </w:r>
+      <w:proofErr w:type="spellEnd"/>
+      <w:r>
+        <w:rPr>
+          <w:rFonts w:ascii="Times New Roman" w:hAnsi="Times New Roman" w:cs="Times New Roman"/>
+        </w:rPr>
+        <w:t xml:space="preserve"> in </w:t>
+      </w:r>
+      <w:proofErr w:type="spellStart"/>
+      <w:r>
+        <w:rPr>
+          <w:rFonts w:ascii="Times New Roman" w:hAnsi="Times New Roman" w:cs="Times New Roman"/>
+        </w:rPr>
+        <w:t>general</w:t>
+      </w:r>
+      <w:proofErr w:type="spellEnd"/>
+      <w:r>
+        <w:rPr>
+          <w:rFonts w:ascii="Times New Roman" w:hAnsi="Times New Roman" w:cs="Times New Roman"/>
+        </w:rPr>
+        <w:t xml:space="preserve">, </w:t>
+      </w:r>
+      <w:proofErr w:type="spellStart"/>
+      <w:r>
+        <w:rPr>
+          <w:rFonts w:ascii="Times New Roman" w:hAnsi="Times New Roman" w:cs="Times New Roman"/>
+        </w:rPr>
+        <w:t>it</w:t>
+      </w:r>
+      <w:proofErr w:type="spellEnd"/>
+      <w:r>
+        <w:rPr>
+          <w:rFonts w:ascii="Times New Roman" w:hAnsi="Times New Roman" w:cs="Times New Roman"/>
+        </w:rPr>
+        <w:t xml:space="preserve"> </w:t>
+      </w:r>
+      <w:proofErr w:type="spellStart"/>
+      <w:r>
+        <w:rPr>
+          <w:rFonts w:ascii="Times New Roman" w:hAnsi="Times New Roman" w:cs="Times New Roman"/>
+        </w:rPr>
+        <w:t>was</w:t>
+      </w:r>
+      <w:proofErr w:type="spellEnd"/>
+      <w:r>
+        <w:rPr>
+          <w:rFonts w:ascii="Times New Roman" w:hAnsi="Times New Roman" w:cs="Times New Roman"/>
+        </w:rPr>
+        <w:t xml:space="preserve"> </w:t>
+      </w:r>
+      <w:proofErr w:type="spellStart"/>
+      <w:r>
+        <w:rPr>
+          <w:rFonts w:ascii="Times New Roman" w:hAnsi="Times New Roman" w:cs="Times New Roman"/>
+        </w:rPr>
+        <w:t>very</w:t>
+      </w:r>
+      <w:proofErr w:type="spellEnd"/>
+      <w:r>
+        <w:rPr>
+          <w:rFonts w:ascii="Times New Roman" w:hAnsi="Times New Roman" w:cs="Times New Roman"/>
+        </w:rPr>
+        <w:t xml:space="preserve"> </w:t>
+      </w:r>
+      <w:proofErr w:type="spellStart"/>
+      <w:r>
+        <w:rPr>
+          <w:rFonts w:ascii="Times New Roman" w:hAnsi="Times New Roman" w:cs="Times New Roman"/>
+        </w:rPr>
+        <w:t>hard</w:t>
+      </w:r>
+      <w:proofErr w:type="spellEnd"/>
+      <w:r>
+        <w:rPr>
+          <w:rFonts w:ascii="Times New Roman" w:hAnsi="Times New Roman" w:cs="Times New Roman"/>
+        </w:rPr>
+        <w:t xml:space="preserve"> </w:t>
+      </w:r>
+      <w:proofErr w:type="spellStart"/>
+      <w:r>
+        <w:rPr>
+          <w:rFonts w:ascii="Times New Roman" w:hAnsi="Times New Roman" w:cs="Times New Roman"/>
+        </w:rPr>
+        <w:t>to</w:t>
+      </w:r>
+      <w:proofErr w:type="spellEnd"/>
+      <w:r>
+        <w:rPr>
+          <w:rFonts w:ascii="Times New Roman" w:hAnsi="Times New Roman" w:cs="Times New Roman"/>
+        </w:rPr>
+        <w:t xml:space="preserve"> </w:t>
+      </w:r>
+      <w:proofErr w:type="spellStart"/>
+      <w:r>
+        <w:rPr>
+          <w:rFonts w:ascii="Times New Roman" w:hAnsi="Times New Roman" w:cs="Times New Roman"/>
+        </w:rPr>
+        <w:t>work</w:t>
+      </w:r>
+      <w:proofErr w:type="spellEnd"/>
+      <w:r>
+        <w:rPr>
+          <w:rFonts w:ascii="Times New Roman" w:hAnsi="Times New Roman" w:cs="Times New Roman"/>
+        </w:rPr>
+        <w:t xml:space="preserve"> </w:t>
+      </w:r>
+      <w:proofErr w:type="spellStart"/>
+      <w:r>
+        <w:rPr>
+          <w:rFonts w:ascii="Times New Roman" w:hAnsi="Times New Roman" w:cs="Times New Roman"/>
+        </w:rPr>
+        <w:t>on</w:t>
+      </w:r>
+      <w:proofErr w:type="spellEnd"/>
+      <w:r>
+        <w:rPr>
+          <w:rFonts w:ascii="Times New Roman" w:hAnsi="Times New Roman" w:cs="Times New Roman"/>
+        </w:rPr>
+        <w:t xml:space="preserve">. </w:t>
+      </w:r>
+      <w:proofErr w:type="spellStart"/>
+      <w:r>
+        <w:rPr>
+          <w:rFonts w:ascii="Times New Roman" w:hAnsi="Times New Roman" w:cs="Times New Roman"/>
+        </w:rPr>
+        <w:t>Still</w:t>
+      </w:r>
+      <w:proofErr w:type="spellEnd"/>
+      <w:r>
+        <w:rPr>
+          <w:rFonts w:ascii="Times New Roman" w:hAnsi="Times New Roman" w:cs="Times New Roman"/>
+        </w:rPr>
+        <w:t xml:space="preserve"> I </w:t>
+      </w:r>
+      <w:proofErr w:type="spellStart"/>
+      <w:r>
+        <w:rPr>
+          <w:rFonts w:ascii="Times New Roman" w:hAnsi="Times New Roman" w:cs="Times New Roman"/>
+        </w:rPr>
+        <w:t>believe</w:t>
+      </w:r>
+      <w:proofErr w:type="spellEnd"/>
+      <w:r>
+        <w:rPr>
+          <w:rFonts w:ascii="Times New Roman" w:hAnsi="Times New Roman" w:cs="Times New Roman"/>
+        </w:rPr>
+        <w:t xml:space="preserve"> I </w:t>
+      </w:r>
+      <w:proofErr w:type="spellStart"/>
+      <w:r>
+        <w:rPr>
+          <w:rFonts w:ascii="Times New Roman" w:hAnsi="Times New Roman" w:cs="Times New Roman"/>
+        </w:rPr>
+        <w:t>managed</w:t>
+      </w:r>
+      <w:proofErr w:type="spellEnd"/>
+      <w:r>
+        <w:rPr>
+          <w:rFonts w:ascii="Times New Roman" w:hAnsi="Times New Roman" w:cs="Times New Roman"/>
+        </w:rPr>
+        <w:t xml:space="preserve"> </w:t>
+      </w:r>
+      <w:proofErr w:type="spellStart"/>
+      <w:r>
+        <w:rPr>
+          <w:rFonts w:ascii="Times New Roman" w:hAnsi="Times New Roman" w:cs="Times New Roman"/>
+        </w:rPr>
+        <w:t>to</w:t>
+      </w:r>
+      <w:proofErr w:type="spellEnd"/>
+      <w:r>
+        <w:rPr>
+          <w:rFonts w:ascii="Times New Roman" w:hAnsi="Times New Roman" w:cs="Times New Roman"/>
+        </w:rPr>
+        <w:t xml:space="preserve"> </w:t>
+      </w:r>
+      <w:proofErr w:type="spellStart"/>
+      <w:r>
+        <w:rPr>
+          <w:rFonts w:ascii="Times New Roman" w:hAnsi="Times New Roman" w:cs="Times New Roman"/>
+        </w:rPr>
+        <w:t>put</w:t>
+      </w:r>
+      <w:proofErr w:type="spellEnd"/>
+      <w:r>
+        <w:rPr>
+          <w:rFonts w:ascii="Times New Roman" w:hAnsi="Times New Roman" w:cs="Times New Roman"/>
+        </w:rPr>
+        <w:t xml:space="preserve"> </w:t>
+      </w:r>
+      <w:proofErr w:type="spellStart"/>
+      <w:r>
+        <w:rPr>
+          <w:rFonts w:ascii="Times New Roman" w:hAnsi="Times New Roman" w:cs="Times New Roman"/>
+        </w:rPr>
+        <w:t>together</w:t>
+      </w:r>
+      <w:proofErr w:type="spellEnd"/>
+      <w:r>
+        <w:rPr>
+          <w:rFonts w:ascii="Times New Roman" w:hAnsi="Times New Roman" w:cs="Times New Roman"/>
+        </w:rPr>
+        <w:t xml:space="preserve"> a </w:t>
+      </w:r>
+      <w:proofErr w:type="spellStart"/>
+      <w:r>
+        <w:rPr>
+          <w:rFonts w:ascii="Times New Roman" w:hAnsi="Times New Roman" w:cs="Times New Roman"/>
+        </w:rPr>
+        <w:t>good</w:t>
+      </w:r>
+      <w:proofErr w:type="spellEnd"/>
+      <w:r>
+        <w:rPr>
+          <w:rFonts w:ascii="Times New Roman" w:hAnsi="Times New Roman" w:cs="Times New Roman"/>
+        </w:rPr>
+        <w:t xml:space="preserve"> project.</w:t>
       </w:r>
     </w:p>
     <w:p>
       <w:pPr>
         <w:spacing w:after="0"/>
-        <w:ind w:firstLine="708"/>
-        <w:rPr>
-          <w:lang w:val="en-GB"/>
-        </w:rPr>
-      </w:pPr>
-      <w:r>
-        <w:rPr>
-          <w:lang w:val="en-GB"/>
-        </w:rPr>
-        <w:t xml:space="preserve">Before I get into explaining my project in more detail, I would like to disclose my AI usage. </w:t>
-      </w:r>
-      <w:r>
-        <w:rPr>
-          <w:rFonts w:ascii="Times New Roman" w:eastAsia="Times New Roman" w:hAnsi="Times New Roman" w:cs="Times New Roman"/>
-          <w:color w:val="000000" w:themeColor="text1"/>
-          <w:kern w:val="0"/>
-          <w:lang w:val="en-GB" w:eastAsia="hu-HU"/>
-          <w14:ligatures w14:val="none"/>
-        </w:rPr>
-        <w:t xml:space="preserve">"I acknowledge the use of </w:t>
-      </w:r>
-      <w:r>
-        <w:rPr>
-          <w:rFonts w:ascii="Times New Roman" w:eastAsia="Times New Roman" w:hAnsi="Times New Roman" w:cs="Times New Roman"/>
-          <w:color w:val="000000" w:themeColor="text1"/>
-          <w:kern w:val="0"/>
-          <w:lang w:val="en-GB" w:eastAsia="hu-HU"/>
-          <w14:ligatures w14:val="none"/>
-        </w:rPr>
-        <w:t>Lovable</w:t>
-      </w:r>
-      <w:r>
-        <w:rPr>
-          <w:rFonts w:ascii="Times New Roman" w:eastAsia="Times New Roman" w:hAnsi="Times New Roman" w:cs="Times New Roman"/>
-          <w:color w:val="000000" w:themeColor="text1"/>
-          <w:kern w:val="0"/>
-          <w:lang w:val="en-GB" w:eastAsia="hu-HU"/>
-          <w14:ligatures w14:val="none"/>
-        </w:rPr>
-        <w:t xml:space="preserve"> to </w:t>
-      </w:r>
-      <w:r>
-        <w:rPr>
-          <w:rFonts w:ascii="Times New Roman" w:eastAsia="Times New Roman" w:hAnsi="Times New Roman" w:cs="Times New Roman"/>
-          <w:color w:val="000000" w:themeColor="text1"/>
-          <w:kern w:val="0"/>
-          <w:lang w:val="en-GB" w:eastAsia="hu-HU"/>
-          <w14:ligatures w14:val="none"/>
-        </w:rPr>
-        <w:t>create a simple front-end visualization</w:t>
-      </w:r>
-      <w:r>
-        <w:rPr>
-          <w:rFonts w:ascii="Times New Roman" w:eastAsia="Times New Roman" w:hAnsi="Times New Roman" w:cs="Times New Roman"/>
-          <w:color w:val="000000" w:themeColor="text1"/>
-          <w:kern w:val="0"/>
-          <w:lang w:val="en-GB" w:eastAsia="hu-HU"/>
-          <w14:ligatures w14:val="none"/>
-        </w:rPr>
-        <w:t xml:space="preserve">. The prompts used include </w:t>
-      </w:r>
-      <w:r>
-        <w:rPr>
-          <w:rFonts w:ascii="Times New Roman" w:eastAsia="Times New Roman" w:hAnsi="Times New Roman" w:cs="Times New Roman"/>
-          <w:color w:val="000000" w:themeColor="text1"/>
-          <w:kern w:val="0"/>
-          <w:lang w:val="en-GB" w:eastAsia="hu-HU"/>
-          <w14:ligatures w14:val="none"/>
-        </w:rPr>
-        <w:t>“create me a simple front-end for my existing backend”</w:t>
-      </w:r>
-      <w:r>
-        <w:rPr>
-          <w:rFonts w:ascii="Times New Roman" w:eastAsia="Times New Roman" w:hAnsi="Times New Roman" w:cs="Times New Roman"/>
-          <w:color w:val="000000" w:themeColor="text1"/>
-          <w:kern w:val="0"/>
-          <w:lang w:val="en-GB" w:eastAsia="hu-HU"/>
-          <w14:ligatures w14:val="none"/>
-        </w:rPr>
-        <w:t xml:space="preserve">. The output of these prompts was used to </w:t>
-      </w:r>
-      <w:r>
-        <w:rPr>
-          <w:rFonts w:ascii="Times New Roman" w:eastAsia="Times New Roman" w:hAnsi="Times New Roman" w:cs="Times New Roman"/>
-          <w:color w:val="000000" w:themeColor="text1"/>
-          <w:kern w:val="0"/>
-          <w:lang w:val="en-GB" w:eastAsia="hu-HU"/>
-          <w14:ligatures w14:val="none"/>
-        </w:rPr>
-        <w:t>visualize for the user what I have done so far so they can interact with it.</w:t>
-      </w:r>
-      <w:r>
-        <w:rPr>
-          <w:rFonts w:ascii="Times New Roman" w:eastAsia="Times New Roman" w:hAnsi="Times New Roman" w:cs="Times New Roman"/>
-          <w:color w:val="000000" w:themeColor="text1"/>
-          <w:kern w:val="0"/>
-          <w:lang w:val="en-GB" w:eastAsia="hu-HU"/>
-          <w14:ligatures w14:val="none"/>
-        </w:rPr>
-        <w:t>"</w:t>
-      </w:r>
-      <w:r>
-        <w:rPr>
-          <w:rFonts w:ascii="Times New Roman" w:eastAsia="Times New Roman" w:hAnsi="Times New Roman" w:cs="Times New Roman"/>
-          <w:color w:val="000000" w:themeColor="text1"/>
-          <w:kern w:val="0"/>
-          <w:lang w:val="en-GB" w:eastAsia="hu-HU"/>
-          <w14:ligatures w14:val="none"/>
-        </w:rPr>
-        <w:t xml:space="preserve"> PUT HERE THE REST OF AI</w:t>
+        <w:rPr>
+          <w:rFonts w:ascii="Times New Roman" w:hAnsi="Times New Roman" w:cs="Times New Roman"/>
+        </w:rPr>
+      </w:pPr>
+    </w:p>
+    <w:p>
+      <w:pPr>
+        <w:spacing w:after="0"/>
+        <w:rPr>
+          <w:rFonts w:ascii="Times New Roman" w:hAnsi="Times New Roman" w:cs="Times New Roman"/>
+        </w:rPr>
+      </w:pPr>
+      <w:r>
+        <w:rPr>
+          <w:rFonts w:ascii="Times New Roman" w:hAnsi="Times New Roman" w:cs="Times New Roman"/>
+        </w:rPr>
+        <w:tab/>
+      </w:r>
+      <w:r>
+        <w:rPr>
+          <w:rFonts w:ascii="Times New Roman" w:hAnsi="Times New Roman" w:cs="Times New Roman"/>
+        </w:rPr>
+        <w:t xml:space="preserve">During testing I </w:t>
+      </w:r>
+      <w:proofErr w:type="spellStart"/>
+      <w:r>
+        <w:rPr>
+          <w:rFonts w:ascii="Times New Roman" w:hAnsi="Times New Roman" w:cs="Times New Roman"/>
+        </w:rPr>
+        <w:t>used</w:t>
+      </w:r>
+      <w:proofErr w:type="spellEnd"/>
+      <w:r>
+        <w:rPr>
+          <w:rFonts w:ascii="Times New Roman" w:hAnsi="Times New Roman" w:cs="Times New Roman"/>
+        </w:rPr>
+        <w:t xml:space="preserve"> </w:t>
+      </w:r>
+      <w:proofErr w:type="spellStart"/>
+      <w:r>
+        <w:rPr>
+          <w:rFonts w:ascii="Times New Roman" w:hAnsi="Times New Roman" w:cs="Times New Roman"/>
+        </w:rPr>
+        <w:t>pytest</w:t>
+      </w:r>
+      <w:proofErr w:type="spellEnd"/>
+      <w:r>
+        <w:rPr>
+          <w:rFonts w:ascii="Times New Roman" w:hAnsi="Times New Roman" w:cs="Times New Roman"/>
+        </w:rPr>
+        <w:t xml:space="preserve"> and </w:t>
+      </w:r>
+      <w:proofErr w:type="spellStart"/>
+      <w:r>
+        <w:rPr>
+          <w:rFonts w:ascii="Times New Roman" w:hAnsi="Times New Roman" w:cs="Times New Roman"/>
+        </w:rPr>
+        <w:t>it</w:t>
+      </w:r>
+      <w:proofErr w:type="spellEnd"/>
+      <w:r>
+        <w:rPr>
+          <w:rFonts w:ascii="Times New Roman" w:hAnsi="Times New Roman" w:cs="Times New Roman"/>
+        </w:rPr>
+        <w:t xml:space="preserve"> </w:t>
+      </w:r>
+      <w:proofErr w:type="spellStart"/>
+      <w:r>
+        <w:rPr>
+          <w:rFonts w:ascii="Times New Roman" w:hAnsi="Times New Roman" w:cs="Times New Roman"/>
+        </w:rPr>
+        <w:t>managed</w:t>
+      </w:r>
+      <w:proofErr w:type="spellEnd"/>
+      <w:r>
+        <w:rPr>
+          <w:rFonts w:ascii="Times New Roman" w:hAnsi="Times New Roman" w:cs="Times New Roman"/>
+        </w:rPr>
+        <w:t xml:space="preserve"> </w:t>
+      </w:r>
+      <w:proofErr w:type="spellStart"/>
+      <w:r>
+        <w:rPr>
+          <w:rFonts w:ascii="Times New Roman" w:hAnsi="Times New Roman" w:cs="Times New Roman"/>
+        </w:rPr>
+        <w:t>to</w:t>
+      </w:r>
+      <w:proofErr w:type="spellEnd"/>
+      <w:r>
+        <w:rPr>
+          <w:rFonts w:ascii="Times New Roman" w:hAnsi="Times New Roman" w:cs="Times New Roman"/>
+        </w:rPr>
+        <w:t xml:space="preserve"> </w:t>
+      </w:r>
+      <w:proofErr w:type="spellStart"/>
+      <w:r>
+        <w:rPr>
+          <w:rFonts w:ascii="Times New Roman" w:hAnsi="Times New Roman" w:cs="Times New Roman"/>
+        </w:rPr>
+        <w:t>obtain</w:t>
+      </w:r>
+      <w:proofErr w:type="spellEnd"/>
+      <w:r>
+        <w:rPr>
+          <w:rFonts w:ascii="Times New Roman" w:hAnsi="Times New Roman" w:cs="Times New Roman"/>
+        </w:rPr>
+        <w:t xml:space="preserve"> a </w:t>
+      </w:r>
+      <w:proofErr w:type="spellStart"/>
+      <w:r>
+        <w:rPr>
+          <w:rFonts w:ascii="Times New Roman" w:hAnsi="Times New Roman" w:cs="Times New Roman"/>
+        </w:rPr>
+        <w:t>very</w:t>
+      </w:r>
+      <w:proofErr w:type="spellEnd"/>
+      <w:r>
+        <w:rPr>
+          <w:rFonts w:ascii="Times New Roman" w:hAnsi="Times New Roman" w:cs="Times New Roman"/>
+        </w:rPr>
+        <w:t xml:space="preserve"> </w:t>
+      </w:r>
+      <w:proofErr w:type="spellStart"/>
+      <w:r>
+        <w:rPr>
+          <w:rFonts w:ascii="Times New Roman" w:hAnsi="Times New Roman" w:cs="Times New Roman"/>
+        </w:rPr>
+        <w:t>good</w:t>
+      </w:r>
+      <w:proofErr w:type="spellEnd"/>
+      <w:r>
+        <w:rPr>
+          <w:rFonts w:ascii="Times New Roman" w:hAnsi="Times New Roman" w:cs="Times New Roman"/>
+        </w:rPr>
+        <w:t xml:space="preserve"> </w:t>
+      </w:r>
+      <w:proofErr w:type="spellStart"/>
+      <w:r>
+        <w:rPr>
+          <w:rFonts w:ascii="Times New Roman" w:hAnsi="Times New Roman" w:cs="Times New Roman"/>
+        </w:rPr>
+        <w:t>result</w:t>
+      </w:r>
+      <w:proofErr w:type="spellEnd"/>
+      <w:r>
+        <w:rPr>
+          <w:rFonts w:ascii="Times New Roman" w:hAnsi="Times New Roman" w:cs="Times New Roman"/>
+        </w:rPr>
+        <w:t xml:space="preserve">. </w:t>
+      </w:r>
+      <w:proofErr w:type="spellStart"/>
+      <w:r>
+        <w:rPr>
+          <w:rFonts w:ascii="Times New Roman" w:hAnsi="Times New Roman" w:cs="Times New Roman"/>
+        </w:rPr>
+        <w:t>Find</w:t>
+      </w:r>
+      <w:proofErr w:type="spellEnd"/>
+      <w:r>
+        <w:rPr>
+          <w:rFonts w:ascii="Times New Roman" w:hAnsi="Times New Roman" w:cs="Times New Roman"/>
+        </w:rPr>
+        <w:t xml:space="preserve"> </w:t>
+      </w:r>
+      <w:proofErr w:type="spellStart"/>
+      <w:r>
+        <w:rPr>
+          <w:rFonts w:ascii="Times New Roman" w:hAnsi="Times New Roman" w:cs="Times New Roman"/>
+        </w:rPr>
+        <w:t>it</w:t>
+      </w:r>
+      <w:proofErr w:type="spellEnd"/>
+      <w:r>
+        <w:rPr>
+          <w:rFonts w:ascii="Times New Roman" w:hAnsi="Times New Roman" w:cs="Times New Roman"/>
+        </w:rPr>
+        <w:t xml:space="preserve"> in </w:t>
+      </w:r>
+      <w:proofErr w:type="spellStart"/>
+      <w:r>
+        <w:rPr>
+          <w:rFonts w:ascii="Times New Roman" w:hAnsi="Times New Roman" w:cs="Times New Roman"/>
+        </w:rPr>
+        <w:t>the</w:t>
+      </w:r>
+      <w:proofErr w:type="spellEnd"/>
+      <w:r>
+        <w:rPr>
+          <w:rFonts w:ascii="Times New Roman" w:hAnsi="Times New Roman" w:cs="Times New Roman"/>
+        </w:rPr>
+        <w:t xml:space="preserve"> </w:t>
+      </w:r>
+      <w:proofErr w:type="spellStart"/>
+      <w:r>
+        <w:rPr>
+          <w:rFonts w:ascii="Times New Roman" w:hAnsi="Times New Roman" w:cs="Times New Roman"/>
+        </w:rPr>
+        <w:t>picture</w:t>
+      </w:r>
+      <w:proofErr w:type="spellEnd"/>
+      <w:r>
+        <w:rPr>
+          <w:rFonts w:ascii="Times New Roman" w:hAnsi="Times New Roman" w:cs="Times New Roman"/>
+        </w:rPr>
+        <w:t>.</w:t>
+      </w:r>
+    </w:p>
+    <w:p>
+      <w:pPr>
+        <w:spacing w:after="0"/>
+        <w:rPr>
+          <w:rFonts w:ascii="Times New Roman" w:hAnsi="Times New Roman" w:cs="Times New Roman"/>
+          <w:lang w:val="en-GB"/>
+        </w:rPr>
+      </w:pPr>
+      <w:r>
+        <w:rPr>
+          <w:rFonts w:ascii="Times New Roman" w:hAnsi="Times New Roman" w:cs="Times New Roman"/>
+          <w:noProof/>
+          <w:lang w:val="en-GB"/>
+        </w:rPr>
+        <w:drawing>
+          <wp:inline distT="0" distB="0" distL="0" distR="0" wp14:anchorId="11C559FD" wp14:editId="545DFECA">
+            <wp:extent cx="5760720" cy="1438275"/>
+            <wp:effectExtent l="0" t="0" r="5080" b="0"/>
+            <wp:docPr id="1366653265" name="Picture 1"/>
+            <wp:cNvGraphicFramePr>
+              <a:graphicFrameLocks xmlns:a="http://schemas.openxmlformats.org/drawingml/2006/main" noChangeAspect="1"/>
+            </wp:cNvGraphicFramePr>
+            <a:graphic xmlns:a="http://schemas.openxmlformats.org/drawingml/2006/main">
+              <a:graphicData uri="http://schemas.openxmlformats.org/drawingml/2006/picture">
+                <pic:pic xmlns:pic="http://schemas.openxmlformats.org/drawingml/2006/picture">
+                  <pic:nvPicPr>
+                    <pic:cNvPr id="1366653265" name="Picture 1366653265"/>
+                    <pic:cNvPicPr/>
+                  </pic:nvPicPr>
+                  <pic:blipFill>
+                    <a:blip r:embed="rId8" cstate="print">
+                      <a:extLst>
+                        <a:ext uri="{28A0092B-C50C-407E-A947-70E740481C1C}">
+                          <a14:useLocalDpi xmlns:a14="http://schemas.microsoft.com/office/drawing/2010/main" val="0"/>
+                        </a:ext>
+                      </a:extLst>
+                    </a:blip>
+                    <a:stretch>
+                      <a:fillRect/>
+                    </a:stretch>
+                  </pic:blipFill>
+                  <pic:spPr>
+                    <a:xfrm>
+                      <a:off x="0" y="0"/>
+                      <a:ext cx="5760720" cy="1438275"/>
+                    </a:xfrm>
+                    <a:prstGeom prst="rect">
+                      <a:avLst/>
+                    </a:prstGeom>
+                  </pic:spPr>
+                </pic:pic>
+              </a:graphicData>
+            </a:graphic>
+          </wp:inline>
+        </w:drawing>
       </w:r>
     </w:p>
     <w:sectPr>
@@ -340,6 +2081,155 @@
 <file path=word/numbering.xml><?xml version="1.0" encoding="utf-8"?>
 <w:numbering xmlns:wpc="http://schemas.microsoft.com/office/word/2010/wordprocessingCanvas" xmlns:cx="http://schemas.microsoft.com/office/drawing/2014/chartex" xmlns:cx1="http://schemas.microsoft.com/office/drawing/2015/9/8/chartex" xmlns:cx2="http://schemas.microsoft.com/office/drawing/2015/10/21/chartex" xmlns:cx3="http://schemas.microsoft.com/office/drawing/2016/5/9/chartex" xmlns:cx4="http://schemas.microsoft.com/office/drawing/2016/5/10/chartex" xmlns:cx5="http://schemas.microsoft.com/office/drawing/2016/5/11/chartex" xmlns:cx6="http://schemas.microsoft.com/office/drawing/2016/5/12/chartex" xmlns:cx7="http://schemas.microsoft.com/office/drawing/2016/5/13/chartex" xmlns:cx8="http://schemas.microsoft.com/office/drawing/2016/5/14/chartex" xmlns:mc="http://schemas.openxmlformats.org/markup-compatibility/2006" xmlns:m="http://schemas.openxmlformats.org/officeDocument/2006/math" xmlns:aink="http://schemas.microsoft.com/office/drawing/2016/ink" xmlns:am3d="http://schemas.microsoft.com/office/drawing/2017/model3d" xmlns:oel="http://schemas.microsoft.com/office/2019/extlst" xmlns:r="http://schemas.openxmlformats.org/officeDocument/2006/relationships" xmlns:wp14="http://schemas.microsoft.com/office/word/2010/wordprocessingDrawing" xmlns:wp="http://schemas.openxmlformats.org/drawingml/2006/wordprocessingDrawing" xmlns:wpg="http://schemas.microsoft.com/office/word/2010/wordprocessingGroup" xmlns:wpi="http://schemas.microsoft.com/office/word/2010/wordprocessingInk" xmlns:wps="http://schemas.microsoft.com/office/word/2010/wordprocessingShape" xmlns:o="urn:schemas-microsoft-com:office:office" xmlns:v="urn:schemas-microsoft-com:vml" xmlns:w10="urn:schemas-microsoft-com:office:word" xmlns:w="http://schemas.openxmlformats.org/wordprocessingml/2006/main" xmlns:w14="http://schemas.microsoft.com/office/word/2010/wordml" xmlns:w15="http://schemas.microsoft.com/office/word/2012/wordml" xmlns:w16cex="http://schemas.microsoft.com/office/word/2018/wordml/cex" xmlns:w16cid="http://schemas.microsoft.com/office/word/2016/wordml/cid" xmlns:w16="http://schemas.microsoft.com/office/word/2018/wordml" xmlns:w16sdtdh="http://schemas.microsoft.com/office/word/2020/wordml/sdtdatahash" xmlns:w16sdtfl="http://schemas.microsoft.com/office/word/2024/wordml/sdtformatlock" xmlns:w16se="http://schemas.microsoft.com/office/word/2015/wordml/symex" xmlns:w16du="http://schemas.microsoft.com/office/word/2023/wordml/word16du" xmlns:wne="http://schemas.microsoft.com/office/word/2006/wordml" mc:Ignorable="w14 w15 w16se w16cid w16 w16cex w16sdtdh w16sdtfl w16du wp14">
   <w:abstractNum w:abstractNumId="0" w15:restartNumberingAfterBreak="0">
+    <w:nsid w:val="1C023333"/>
+    <w:multiLevelType w:val="multilevel"/>
+    <w:tmpl w:val="E2DA66FC"/>
+    <w:lvl w:ilvl="0">
+      <w:start w:val="1"/>
+      <w:numFmt w:val="bullet"/>
+      <w:lvlText w:val=""/>
+      <w:lvlJc w:val="left"/>
+      <w:pPr>
+        <w:tabs>
+          <w:tab w:val="num" w:pos="720"/>
+        </w:tabs>
+        <w:ind w:left="720" w:hanging="360"/>
+      </w:pPr>
+      <w:rPr>
+        <w:rFonts w:ascii="Symbol" w:hAnsi="Symbol" w:hint="default"/>
+        <w:sz w:val="20"/>
+      </w:rPr>
+    </w:lvl>
+    <w:lvl w:ilvl="1">
+      <w:start w:val="1"/>
+      <w:numFmt w:val="bullet"/>
+      <w:lvlText w:val="o"/>
+      <w:lvlJc w:val="left"/>
+      <w:pPr>
+        <w:tabs>
+          <w:tab w:val="num" w:pos="1440"/>
+        </w:tabs>
+        <w:ind w:left="1440" w:hanging="360"/>
+      </w:pPr>
+      <w:rPr>
+        <w:rFonts w:ascii="Courier New" w:hAnsi="Courier New" w:hint="default"/>
+        <w:sz w:val="20"/>
+      </w:rPr>
+    </w:lvl>
+    <w:lvl w:ilvl="2" w:tentative="1">
+      <w:start w:val="1"/>
+      <w:numFmt w:val="bullet"/>
+      <w:lvlText w:val=""/>
+      <w:lvlJc w:val="left"/>
+      <w:pPr>
+        <w:tabs>
+          <w:tab w:val="num" w:pos="2160"/>
+        </w:tabs>
+        <w:ind w:left="2160" w:hanging="360"/>
+      </w:pPr>
+      <w:rPr>
+        <w:rFonts w:ascii="Wingdings" w:hAnsi="Wingdings" w:hint="default"/>
+        <w:sz w:val="20"/>
+      </w:rPr>
+    </w:lvl>
+    <w:lvl w:ilvl="3" w:tentative="1">
+      <w:start w:val="1"/>
+      <w:numFmt w:val="bullet"/>
+      <w:lvlText w:val=""/>
+      <w:lvlJc w:val="left"/>
+      <w:pPr>
+        <w:tabs>
+          <w:tab w:val="num" w:pos="2880"/>
+        </w:tabs>
+        <w:ind w:left="2880" w:hanging="360"/>
+      </w:pPr>
+      <w:rPr>
+        <w:rFonts w:ascii="Wingdings" w:hAnsi="Wingdings" w:hint="default"/>
+        <w:sz w:val="20"/>
+      </w:rPr>
+    </w:lvl>
+    <w:lvl w:ilvl="4" w:tentative="1">
+      <w:start w:val="1"/>
+      <w:numFmt w:val="bullet"/>
+      <w:lvlText w:val=""/>
+      <w:lvlJc w:val="left"/>
+      <w:pPr>
+        <w:tabs>
+          <w:tab w:val="num" w:pos="3600"/>
+        </w:tabs>
+        <w:ind w:left="3600" w:hanging="360"/>
+      </w:pPr>
+      <w:rPr>
+        <w:rFonts w:ascii="Wingdings" w:hAnsi="Wingdings" w:hint="default"/>
+        <w:sz w:val="20"/>
+      </w:rPr>
+    </w:lvl>
+    <w:lvl w:ilvl="5" w:tentative="1">
+      <w:start w:val="1"/>
+      <w:numFmt w:val="bullet"/>
+      <w:lvlText w:val=""/>
+      <w:lvlJc w:val="left"/>
+      <w:pPr>
+        <w:tabs>
+          <w:tab w:val="num" w:pos="4320"/>
+        </w:tabs>
+        <w:ind w:left="4320" w:hanging="360"/>
+      </w:pPr>
+      <w:rPr>
+        <w:rFonts w:ascii="Wingdings" w:hAnsi="Wingdings" w:hint="default"/>
+        <w:sz w:val="20"/>
+      </w:rPr>
+    </w:lvl>
+    <w:lvl w:ilvl="6" w:tentative="1">
+      <w:start w:val="1"/>
+      <w:numFmt w:val="bullet"/>
+      <w:lvlText w:val=""/>
+      <w:lvlJc w:val="left"/>
+      <w:pPr>
+        <w:tabs>
+          <w:tab w:val="num" w:pos="5040"/>
+        </w:tabs>
+        <w:ind w:left="5040" w:hanging="360"/>
+      </w:pPr>
+      <w:rPr>
+        <w:rFonts w:ascii="Wingdings" w:hAnsi="Wingdings" w:hint="default"/>
+        <w:sz w:val="20"/>
+      </w:rPr>
+    </w:lvl>
+    <w:lvl w:ilvl="7" w:tentative="1">
+      <w:start w:val="1"/>
+      <w:numFmt w:val="bullet"/>
+      <w:lvlText w:val=""/>
+      <w:lvlJc w:val="left"/>
+      <w:pPr>
+        <w:tabs>
+          <w:tab w:val="num" w:pos="5760"/>
+        </w:tabs>
+        <w:ind w:left="5760" w:hanging="360"/>
+      </w:pPr>
+      <w:rPr>
+        <w:rFonts w:ascii="Wingdings" w:hAnsi="Wingdings" w:hint="default"/>
+        <w:sz w:val="20"/>
+      </w:rPr>
+    </w:lvl>
+    <w:lvl w:ilvl="8" w:tentative="1">
+      <w:start w:val="1"/>
+      <w:numFmt w:val="bullet"/>
+      <w:lvlText w:val=""/>
+      <w:lvlJc w:val="left"/>
+      <w:pPr>
+        <w:tabs>
+          <w:tab w:val="num" w:pos="6480"/>
+        </w:tabs>
+        <w:ind w:left="6480" w:hanging="360"/>
+      </w:pPr>
+      <w:rPr>
+        <w:rFonts w:ascii="Wingdings" w:hAnsi="Wingdings" w:hint="default"/>
+        <w:sz w:val="20"/>
+      </w:rPr>
+    </w:lvl>
+  </w:abstractNum>
+  <w:abstractNum w:abstractNumId="1" w15:restartNumberingAfterBreak="0">
     <w:nsid w:val="3EAB7779"/>
     <w:multiLevelType w:val="multilevel"/>
     <w:tmpl w:val="5EC0637E"/>
@@ -488,7 +2378,7 @@
       </w:rPr>
     </w:lvl>
   </w:abstractNum>
-  <w:abstractNum w:abstractNumId="1" w15:restartNumberingAfterBreak="0">
+  <w:abstractNum w:abstractNumId="2" w15:restartNumberingAfterBreak="0">
     <w:nsid w:val="7B443A12"/>
     <w:multiLevelType w:val="multilevel"/>
     <w:tmpl w:val="14763EF4"/>
@@ -638,9 +2528,12 @@
     </w:lvl>
   </w:abstractNum>
   <w:num w:numId="1" w16cid:durableId="1225070736">
+    <w:abstractNumId w:val="2"/>
+  </w:num>
+  <w:num w:numId="2" w16cid:durableId="851259085">
     <w:abstractNumId w:val="1"/>
   </w:num>
-  <w:num w:numId="2" w16cid:durableId="851259085">
+  <w:num w:numId="3" w16cid:durableId="384454855">
     <w:abstractNumId w:val="0"/>
   </w:num>
 </w:numbering>
@@ -1607,6 +3500,18 @@
       <w:szCs w:val="20"/>
     </w:rPr>
   </w:style>
+  <w:style w:type="character" w:styleId="Hyperlink">
+    <w:name w:val="Hyperlink"/>
+    <w:basedOn w:val="DefaultParagraphFont"/>
+    <w:uiPriority w:val="99"/>
+    <w:semiHidden/>
+    <w:unhideWhenUsed/>
+    <w:rsid w:val="00EB1A15"/>
+    <w:rPr>
+      <w:color w:val="0000FF"/>
+      <w:u w:val="single"/>
+    </w:rPr>
+  </w:style>
 </w:styles>
 </file>
 
